--- a/何翔_个人简历 .docx
+++ b/何翔_个人简历 .docx
@@ -974,7 +974,7 @@
           <w:szCs w:val="21"/>
           <w:lang w:val="en-US" w:eastAsia="zh-CN"/>
         </w:rPr>
-        <w:t>19.11</w:t>
+        <w:t xml:space="preserve">19.11 </w:t>
       </w:r>
       <w:r>
         <w:rPr>
@@ -983,6 +983,15 @@
           <w:szCs w:val="21"/>
         </w:rPr>
         <w:t>-</w:t>
+      </w:r>
+      <w:r>
+        <w:rPr>
+          <w:rFonts w:hint="eastAsia" w:ascii="宋体" w:hAnsi="宋体" w:eastAsia="宋体" w:cs="宋体"/>
+          <w:sz w:val="21"/>
+          <w:szCs w:val="21"/>
+          <w:lang w:val="en-US" w:eastAsia="zh-CN"/>
+        </w:rPr>
+        <w:t xml:space="preserve"> </w:t>
       </w:r>
       <w:r>
         <w:rPr>
@@ -1037,7 +1046,7 @@
           <w:szCs w:val="21"/>
           <w:lang w:val="en-US" w:eastAsia="zh-CN"/>
         </w:rPr>
-        <w:t>18.06</w:t>
+        <w:t xml:space="preserve">18.06 </w:t>
       </w:r>
       <w:r>
         <w:rPr>
@@ -1054,7 +1063,7 @@
           <w:szCs w:val="21"/>
           <w:lang w:val="en-US" w:eastAsia="zh-CN"/>
         </w:rPr>
-        <w:t xml:space="preserve">2019.10                     上数烨数据科技有限公司                   平台全栈开发工程师 </w:t>
+        <w:t xml:space="preserve"> 2019.10                     上数烨数据科技有限公司                   平台全栈开发工程师 </w:t>
       </w:r>
     </w:p>
     <w:p>
@@ -1470,7 +1479,8 @@
         <w:spacing w:line="244" w:lineRule="exact"/>
         <w:rPr>
           <w:rFonts w:hint="eastAsia" w:ascii="宋体" w:hAnsi="宋体" w:eastAsia="宋体" w:cs="宋体"/>
-          <w:bCs/>
+          <w:b/>
+          <w:bCs w:val="0"/>
           <w:sz w:val="21"/>
           <w:szCs w:val="21"/>
           <w:lang w:val="en-US" w:eastAsia="zh-CN"/>
@@ -1565,7 +1575,28 @@
           <w:szCs w:val="21"/>
           <w:lang w:val="en-US" w:eastAsia="zh-CN"/>
         </w:rPr>
-        <w:t>：实现任务的人工干预机制，支持对失败步骤进行重试、忽略、终止操作，并设计了用户阻塞模式和与阶段确认机制，提升了运维流程的灵活性和可控性。</w:t>
+        <w:t>：实现任务的</w:t>
+      </w:r>
+      <w:r>
+        <w:rPr>
+          <w:rFonts w:hint="eastAsia" w:ascii="宋体" w:hAnsi="宋体" w:eastAsia="宋体" w:cs="宋体"/>
+          <w:b/>
+          <w:bCs w:val="0"/>
+          <w:sz w:val="21"/>
+          <w:szCs w:val="21"/>
+          <w:lang w:val="en-US" w:eastAsia="zh-CN"/>
+        </w:rPr>
+        <w:t>人工干预机制</w:t>
+      </w:r>
+      <w:r>
+        <w:rPr>
+          <w:rFonts w:hint="eastAsia" w:ascii="宋体" w:hAnsi="宋体" w:eastAsia="宋体" w:cs="宋体"/>
+          <w:bCs/>
+          <w:sz w:val="21"/>
+          <w:szCs w:val="21"/>
+          <w:lang w:val="en-US" w:eastAsia="zh-CN"/>
+        </w:rPr>
+        <w:t>，支持对失败步骤进行重试、忽略、终止操作，并设计了用户阻塞模式和与阶段确认机制，提升了运维流程的灵活性和可控性。</w:t>
       </w:r>
     </w:p>
     <w:p>
@@ -1634,19 +1665,7 @@
           <w:szCs w:val="21"/>
           <w:lang w:val="en-US" w:eastAsia="zh-CN"/>
         </w:rPr>
-        <w:t>采用接口+注册表+工厂模式抽象步骤执行处理器，统一了执行与校</w:t>
-      </w:r>
-      <w:bookmarkStart w:id="0" w:name="_GoBack"/>
-      <w:bookmarkEnd w:id="0"/>
-      <w:r>
-        <w:rPr>
-          <w:rFonts w:hint="eastAsia" w:ascii="宋体" w:hAnsi="宋体" w:eastAsia="宋体" w:cs="宋体"/>
-          <w:bCs/>
-          <w:sz w:val="21"/>
-          <w:szCs w:val="21"/>
-          <w:lang w:val="en-US" w:eastAsia="zh-CN"/>
-        </w:rPr>
-        <w:t>验（Do/Check）流程。</w:t>
+        <w:t>采用接口+注册表+工厂模式抽象步骤执行处理器，统一了执行与校验（Do/Check）流程。</w:t>
       </w:r>
     </w:p>
     <w:p>
@@ -1662,7 +1681,8 @@
         <w:ind w:left="0" w:leftChars="0" w:firstLine="0" w:firstLineChars="0"/>
         <w:rPr>
           <w:rFonts w:hint="eastAsia" w:ascii="宋体" w:hAnsi="宋体" w:eastAsia="宋体" w:cs="宋体"/>
-          <w:bCs/>
+          <w:b/>
+          <w:bCs w:val="0"/>
           <w:sz w:val="21"/>
           <w:szCs w:val="21"/>
           <w:lang w:val="en-US" w:eastAsia="zh-CN"/>
@@ -1873,7 +1893,28 @@
           <w:szCs w:val="21"/>
           <w:lang w:val="en-US" w:eastAsia="zh-CN"/>
         </w:rPr>
-        <w:t xml:space="preserve">   2）采用异步任务轮询机制更新CR状态,利用resourceVersion实现乐观锁解决并发冲突问题，并妥善处理Finalizer确保资源处理。</w:t>
+        <w:t xml:space="preserve">   2）采用异步任务轮询机制更新CR状态,利用resourceVersion实现</w:t>
+      </w:r>
+      <w:r>
+        <w:rPr>
+          <w:rFonts w:hint="eastAsia" w:ascii="宋体" w:hAnsi="宋体" w:eastAsia="宋体" w:cs="宋体"/>
+          <w:b/>
+          <w:bCs w:val="0"/>
+          <w:sz w:val="21"/>
+          <w:szCs w:val="21"/>
+          <w:lang w:val="en-US" w:eastAsia="zh-CN"/>
+        </w:rPr>
+        <w:t>乐观锁</w:t>
+      </w:r>
+      <w:r>
+        <w:rPr>
+          <w:rFonts w:hint="eastAsia" w:ascii="宋体" w:hAnsi="宋体" w:eastAsia="宋体" w:cs="宋体"/>
+          <w:bCs/>
+          <w:sz w:val="21"/>
+          <w:szCs w:val="21"/>
+          <w:lang w:val="en-US" w:eastAsia="zh-CN"/>
+        </w:rPr>
+        <w:t>解决并发冲突问题，并妥善处理Finalizer确保资源处理。</w:t>
       </w:r>
     </w:p>
     <w:p>
@@ -2018,8 +2059,544 @@
           <w:sz w:val="21"/>
           <w:szCs w:val="21"/>
         </w:rPr>
-        <w:t xml:space="preserve"> 至今 | 非云原生应用部署工具开发 | 软件开发工程师</w:t>
-      </w:r>
+        <w:t xml:space="preserve"> </w:t>
+      </w:r>
+      <w:r>
+        <w:rPr>
+          <w:rFonts w:hint="eastAsia" w:ascii="宋体" w:hAnsi="宋体" w:eastAsia="宋体" w:cs="宋体"/>
+          <w:b/>
+          <w:bCs/>
+          <w:sz w:val="21"/>
+          <w:szCs w:val="21"/>
+          <w:lang w:eastAsia="zh-CN"/>
+        </w:rPr>
+        <w:t>至今</w:t>
+      </w:r>
+      <w:r>
+        <w:rPr>
+          <w:rFonts w:hint="eastAsia" w:ascii="宋体" w:hAnsi="宋体" w:eastAsia="宋体" w:cs="宋体"/>
+          <w:b/>
+          <w:bCs/>
+          <w:sz w:val="21"/>
+          <w:szCs w:val="21"/>
+        </w:rPr>
+        <w:t xml:space="preserve"> | </w:t>
+      </w:r>
+      <w:r>
+        <w:rPr>
+          <w:rFonts w:hint="eastAsia" w:ascii="宋体" w:hAnsi="宋体" w:eastAsia="宋体" w:cs="宋体"/>
+          <w:b/>
+          <w:bCs/>
+          <w:sz w:val="21"/>
+          <w:szCs w:val="21"/>
+          <w:lang w:val="en-US" w:eastAsia="zh-CN"/>
+        </w:rPr>
+        <w:t>PaaS平台</w:t>
+      </w:r>
+      <w:r>
+        <w:rPr>
+          <w:rFonts w:hint="eastAsia" w:ascii="宋体" w:hAnsi="宋体" w:eastAsia="宋体" w:cs="宋体"/>
+          <w:b/>
+          <w:bCs/>
+          <w:sz w:val="21"/>
+          <w:szCs w:val="21"/>
+          <w:lang w:eastAsia="zh-CN"/>
+        </w:rPr>
+        <w:t>应用</w:t>
+      </w:r>
+      <w:r>
+        <w:rPr>
+          <w:rFonts w:hint="eastAsia" w:ascii="宋体" w:hAnsi="宋体" w:eastAsia="宋体" w:cs="宋体"/>
+          <w:b/>
+          <w:bCs/>
+          <w:sz w:val="21"/>
+          <w:szCs w:val="21"/>
+        </w:rPr>
+        <w:t>部署</w:t>
+      </w:r>
+      <w:r>
+        <w:rPr>
+          <w:rFonts w:hint="eastAsia" w:ascii="宋体" w:hAnsi="宋体" w:eastAsia="宋体" w:cs="宋体"/>
+          <w:b/>
+          <w:bCs/>
+          <w:sz w:val="21"/>
+          <w:szCs w:val="21"/>
+          <w:lang w:val="en-US" w:eastAsia="zh-CN"/>
+        </w:rPr>
+        <w:t>CLI工具开发</w:t>
+      </w:r>
+      <w:r>
+        <w:rPr>
+          <w:rFonts w:hint="eastAsia" w:ascii="宋体" w:hAnsi="宋体" w:eastAsia="宋体" w:cs="宋体"/>
+          <w:b/>
+          <w:bCs/>
+          <w:sz w:val="21"/>
+          <w:szCs w:val="21"/>
+        </w:rPr>
+        <w:t xml:space="preserve"> | 软件开发工程师</w:t>
+      </w:r>
+    </w:p>
+    <w:p>
+      <w:pPr>
+        <w:tabs>
+          <w:tab w:val="left" w:pos="1740"/>
+        </w:tabs>
+        <w:spacing w:line="244" w:lineRule="exact"/>
+        <w:rPr>
+          <w:rFonts w:hint="default" w:ascii="宋体" w:hAnsi="宋体" w:eastAsia="宋体" w:cs="宋体"/>
+          <w:bCs/>
+          <w:sz w:val="21"/>
+          <w:szCs w:val="21"/>
+          <w:lang w:val="en-US" w:eastAsia="zh-CN"/>
+        </w:rPr>
+      </w:pPr>
+      <w:r>
+        <w:rPr>
+          <w:rFonts w:hint="eastAsia" w:ascii="宋体" w:hAnsi="宋体" w:eastAsia="宋体" w:cs="宋体"/>
+          <w:b/>
+          <w:bCs w:val="0"/>
+          <w:sz w:val="21"/>
+          <w:szCs w:val="21"/>
+        </w:rPr>
+        <w:t>项目</w:t>
+      </w:r>
+      <w:r>
+        <w:rPr>
+          <w:rFonts w:hint="eastAsia" w:ascii="宋体" w:hAnsi="宋体" w:eastAsia="宋体" w:cs="宋体"/>
+          <w:b/>
+          <w:bCs w:val="0"/>
+          <w:sz w:val="21"/>
+          <w:szCs w:val="21"/>
+          <w:lang w:eastAsia="zh-CN"/>
+        </w:rPr>
+        <w:t>描述</w:t>
+      </w:r>
+      <w:r>
+        <w:rPr>
+          <w:rFonts w:hint="eastAsia" w:ascii="宋体" w:hAnsi="宋体" w:eastAsia="宋体" w:cs="宋体"/>
+          <w:bCs/>
+          <w:sz w:val="21"/>
+          <w:szCs w:val="21"/>
+        </w:rPr>
+        <w:t>：</w:t>
+      </w:r>
+      <w:r>
+        <w:rPr>
+          <w:rFonts w:hint="eastAsia" w:ascii="宋体" w:hAnsi="宋体" w:eastAsia="宋体" w:cs="宋体"/>
+          <w:bCs/>
+          <w:sz w:val="21"/>
+          <w:szCs w:val="21"/>
+          <w:lang w:eastAsia="zh-CN"/>
+        </w:rPr>
+        <w:t>基于</w:t>
+      </w:r>
+      <w:r>
+        <w:rPr>
+          <w:rFonts w:hint="eastAsia" w:ascii="宋体" w:hAnsi="宋体" w:eastAsia="宋体" w:cs="宋体"/>
+          <w:bCs/>
+          <w:sz w:val="21"/>
+          <w:szCs w:val="21"/>
+          <w:lang w:val="en-US" w:eastAsia="zh-CN"/>
+        </w:rPr>
+        <w:t>cobra的命令行工具，封装了UME产品的安装、升级、扩容、卸载等一键式运维操作。</w:t>
+      </w:r>
+    </w:p>
+    <w:p>
+      <w:pPr>
+        <w:tabs>
+          <w:tab w:val="left" w:pos="1740"/>
+        </w:tabs>
+        <w:spacing w:line="244" w:lineRule="exact"/>
+        <w:rPr>
+          <w:rFonts w:hint="eastAsia" w:ascii="宋体" w:hAnsi="宋体" w:eastAsia="宋体" w:cs="宋体"/>
+          <w:bCs/>
+          <w:sz w:val="21"/>
+          <w:szCs w:val="21"/>
+        </w:rPr>
+      </w:pPr>
+      <w:r>
+        <w:rPr>
+          <w:rFonts w:hint="eastAsia" w:ascii="宋体" w:hAnsi="宋体" w:eastAsia="宋体" w:cs="宋体"/>
+          <w:b/>
+          <w:bCs w:val="0"/>
+          <w:sz w:val="21"/>
+          <w:szCs w:val="21"/>
+        </w:rPr>
+        <w:t>技术栈</w:t>
+      </w:r>
+      <w:r>
+        <w:rPr>
+          <w:rFonts w:hint="eastAsia" w:ascii="宋体" w:hAnsi="宋体" w:eastAsia="宋体" w:cs="宋体"/>
+          <w:bCs/>
+          <w:sz w:val="21"/>
+          <w:szCs w:val="21"/>
+        </w:rPr>
+        <w:t>：Golang、CSP并发模型、</w:t>
+      </w:r>
+      <w:r>
+        <w:rPr>
+          <w:rFonts w:hint="eastAsia" w:ascii="宋体" w:hAnsi="宋体" w:eastAsia="宋体" w:cs="宋体"/>
+          <w:bCs/>
+          <w:sz w:val="21"/>
+          <w:szCs w:val="21"/>
+          <w:lang w:val="en-US" w:eastAsia="zh-CN"/>
+        </w:rPr>
+        <w:t>C</w:t>
+      </w:r>
+      <w:r>
+        <w:rPr>
+          <w:rFonts w:hint="eastAsia" w:ascii="宋体" w:hAnsi="宋体" w:eastAsia="宋体" w:cs="宋体"/>
+          <w:bCs/>
+          <w:sz w:val="21"/>
+          <w:szCs w:val="21"/>
+        </w:rPr>
+        <w:t>orbra</w:t>
+      </w:r>
+    </w:p>
+    <w:p>
+      <w:pPr>
+        <w:tabs>
+          <w:tab w:val="left" w:pos="1740"/>
+        </w:tabs>
+        <w:spacing w:line="244" w:lineRule="exact"/>
+        <w:rPr>
+          <w:rFonts w:hint="eastAsia" w:ascii="宋体" w:hAnsi="宋体" w:eastAsia="宋体" w:cs="宋体"/>
+          <w:bCs/>
+          <w:sz w:val="21"/>
+          <w:szCs w:val="21"/>
+        </w:rPr>
+      </w:pPr>
+      <w:r>
+        <w:rPr>
+          <w:rFonts w:hint="eastAsia" w:ascii="宋体" w:hAnsi="宋体" w:eastAsia="宋体" w:cs="宋体"/>
+          <w:b/>
+          <w:bCs w:val="0"/>
+          <w:sz w:val="21"/>
+          <w:szCs w:val="21"/>
+        </w:rPr>
+        <w:t>项目</w:t>
+      </w:r>
+      <w:r>
+        <w:rPr>
+          <w:rFonts w:hint="eastAsia" w:ascii="宋体" w:hAnsi="宋体" w:eastAsia="宋体" w:cs="宋体"/>
+          <w:b/>
+          <w:bCs w:val="0"/>
+          <w:sz w:val="21"/>
+          <w:szCs w:val="21"/>
+          <w:lang w:eastAsia="zh-CN"/>
+        </w:rPr>
+        <w:t>核心职责与成果</w:t>
+      </w:r>
+      <w:r>
+        <w:rPr>
+          <w:rFonts w:hint="eastAsia" w:ascii="宋体" w:hAnsi="宋体" w:eastAsia="宋体" w:cs="宋体"/>
+          <w:bCs/>
+          <w:sz w:val="21"/>
+          <w:szCs w:val="21"/>
+        </w:rPr>
+        <w:t xml:space="preserve">： </w:t>
+      </w:r>
+    </w:p>
+    <w:p>
+      <w:pPr>
+        <w:tabs>
+          <w:tab w:val="left" w:pos="1740"/>
+        </w:tabs>
+        <w:spacing w:line="244" w:lineRule="exact"/>
+        <w:rPr>
+          <w:rFonts w:hint="eastAsia" w:ascii="宋体" w:hAnsi="宋体" w:eastAsia="宋体" w:cs="宋体"/>
+          <w:bCs/>
+          <w:sz w:val="21"/>
+          <w:szCs w:val="21"/>
+          <w:lang w:val="en-US" w:eastAsia="zh-CN"/>
+        </w:rPr>
+      </w:pPr>
+      <w:r>
+        <w:rPr>
+          <w:rFonts w:hint="eastAsia" w:ascii="宋体" w:hAnsi="宋体" w:eastAsia="宋体" w:cs="宋体"/>
+          <w:bCs/>
+          <w:sz w:val="21"/>
+          <w:szCs w:val="21"/>
+          <w:lang w:val="en-US" w:eastAsia="zh-CN"/>
+        </w:rPr>
+        <w:t>1</w:t>
+      </w:r>
+      <w:r>
+        <w:rPr>
+          <w:rFonts w:hint="eastAsia" w:ascii="宋体" w:hAnsi="宋体" w:eastAsia="宋体" w:cs="宋体"/>
+          <w:bCs/>
+          <w:sz w:val="21"/>
+          <w:szCs w:val="21"/>
+          <w:lang w:val="en-US" w:eastAsia="zh-CN"/>
+        </w:rPr>
+        <w:t>、</w:t>
+      </w:r>
+      <w:r>
+        <w:rPr>
+          <w:rFonts w:hint="eastAsia" w:ascii="宋体" w:hAnsi="宋体" w:eastAsia="宋体" w:cs="宋体"/>
+          <w:b/>
+          <w:bCs w:val="0"/>
+          <w:sz w:val="21"/>
+          <w:szCs w:val="21"/>
+          <w:lang w:val="en-US" w:eastAsia="zh-CN"/>
+        </w:rPr>
+        <w:t>搭建命令行框架</w:t>
+      </w:r>
+    </w:p>
+    <w:p>
+      <w:pPr>
+        <w:numPr>
+          <w:numId w:val="0"/>
+        </w:numPr>
+        <w:tabs>
+          <w:tab w:val="left" w:pos="1740"/>
+        </w:tabs>
+        <w:spacing w:line="244" w:lineRule="exact"/>
+        <w:rPr>
+          <w:rFonts w:hint="default" w:ascii="宋体" w:hAnsi="宋体" w:eastAsia="宋体" w:cs="宋体"/>
+          <w:bCs/>
+          <w:sz w:val="21"/>
+          <w:szCs w:val="21"/>
+          <w:lang w:val="en-US" w:eastAsia="zh-CN"/>
+        </w:rPr>
+      </w:pPr>
+      <w:r>
+        <w:rPr>
+          <w:rFonts w:hint="eastAsia" w:ascii="宋体" w:hAnsi="宋体" w:eastAsia="宋体" w:cs="宋体"/>
+          <w:bCs/>
+          <w:sz w:val="21"/>
+          <w:szCs w:val="21"/>
+          <w:lang w:val="en-US" w:eastAsia="zh-CN"/>
+        </w:rPr>
+        <w:t>整合安装、升级、扩容、卸载等应用部署生命周期命令，支持统一入口，便于CI/运维脚本调用。</w:t>
+      </w:r>
+    </w:p>
+    <w:p>
+      <w:pPr>
+        <w:tabs>
+          <w:tab w:val="left" w:pos="1740"/>
+        </w:tabs>
+        <w:spacing w:line="244" w:lineRule="exact"/>
+        <w:rPr>
+          <w:rFonts w:hint="eastAsia" w:ascii="宋体" w:hAnsi="宋体" w:eastAsia="宋体" w:cs="宋体"/>
+          <w:b w:val="0"/>
+          <w:bCs/>
+          <w:sz w:val="21"/>
+          <w:szCs w:val="21"/>
+          <w:lang w:val="en-US" w:eastAsia="zh-CN"/>
+        </w:rPr>
+      </w:pPr>
+      <w:r>
+        <w:rPr>
+          <w:rFonts w:hint="eastAsia" w:ascii="宋体" w:hAnsi="宋体" w:eastAsia="宋体" w:cs="宋体"/>
+          <w:b w:val="0"/>
+          <w:bCs/>
+          <w:sz w:val="21"/>
+          <w:szCs w:val="21"/>
+          <w:lang w:val="en-US" w:eastAsia="zh-CN"/>
+        </w:rPr>
+        <w:t>2、</w:t>
+      </w:r>
+      <w:r>
+        <w:rPr>
+          <w:rFonts w:hint="eastAsia" w:ascii="宋体" w:hAnsi="宋体" w:eastAsia="宋体" w:cs="宋体"/>
+          <w:b/>
+          <w:bCs w:val="0"/>
+          <w:sz w:val="21"/>
+          <w:szCs w:val="21"/>
+          <w:lang w:val="en-US" w:eastAsia="zh-CN"/>
+        </w:rPr>
+        <w:t>基于CSP模型设计高并发部署流程</w:t>
+      </w:r>
+    </w:p>
+    <w:p>
+      <w:pPr>
+        <w:tabs>
+          <w:tab w:val="left" w:pos="1740"/>
+        </w:tabs>
+        <w:spacing w:line="244" w:lineRule="exact"/>
+        <w:rPr>
+          <w:rFonts w:hint="eastAsia" w:ascii="宋体" w:hAnsi="宋体" w:eastAsia="宋体" w:cs="宋体"/>
+          <w:bCs/>
+          <w:sz w:val="21"/>
+          <w:szCs w:val="21"/>
+          <w:lang w:val="en-US" w:eastAsia="zh-CN"/>
+        </w:rPr>
+      </w:pPr>
+      <w:r>
+        <w:rPr>
+          <w:rFonts w:hint="eastAsia" w:ascii="宋体" w:hAnsi="宋体" w:eastAsia="宋体" w:cs="宋体"/>
+          <w:bCs/>
+          <w:sz w:val="21"/>
+          <w:szCs w:val="21"/>
+          <w:lang w:val="en-US" w:eastAsia="zh-CN"/>
+        </w:rPr>
+        <w:t xml:space="preserve">  1）采用“通过通信共享内存”哲学，使用goroutine和channel构建并发流水线，将应用解压、镜像构建、公共服务实例创建、PVC创建，部署等步骤高效串联，部署升级效率提升40%。</w:t>
+      </w:r>
+    </w:p>
+    <w:p>
+      <w:pPr>
+        <w:tabs>
+          <w:tab w:val="left" w:pos="1740"/>
+        </w:tabs>
+        <w:spacing w:line="244" w:lineRule="exact"/>
+        <w:ind w:firstLine="210" w:firstLineChars="100"/>
+        <w:rPr>
+          <w:rFonts w:hint="eastAsia" w:ascii="宋体" w:hAnsi="宋体" w:eastAsia="宋体" w:cs="宋体"/>
+          <w:bCs/>
+          <w:sz w:val="21"/>
+          <w:szCs w:val="21"/>
+          <w:lang w:val="en-US" w:eastAsia="zh-CN"/>
+        </w:rPr>
+      </w:pPr>
+      <w:r>
+        <w:rPr>
+          <w:rFonts w:hint="eastAsia" w:ascii="宋体" w:hAnsi="宋体" w:eastAsia="宋体" w:cs="宋体"/>
+          <w:bCs/>
+          <w:sz w:val="21"/>
+          <w:szCs w:val="21"/>
+          <w:lang w:val="en-US" w:eastAsia="zh-CN"/>
+        </w:rPr>
+        <w:t>2）利用带缓冲channel作为技术信号量，实现对平台接口（如PVC创建接口）的并发限流，保障后端服务的稳定。</w:t>
+      </w:r>
+    </w:p>
+    <w:p>
+      <w:pPr>
+        <w:tabs>
+          <w:tab w:val="left" w:pos="1740"/>
+        </w:tabs>
+        <w:spacing w:line="244" w:lineRule="exact"/>
+        <w:ind w:firstLine="210" w:firstLineChars="100"/>
+        <w:rPr>
+          <w:rFonts w:hint="eastAsia" w:ascii="宋体" w:hAnsi="宋体" w:eastAsia="宋体" w:cs="宋体"/>
+          <w:bCs/>
+          <w:sz w:val="21"/>
+          <w:szCs w:val="21"/>
+        </w:rPr>
+      </w:pPr>
+      <w:r>
+        <w:rPr>
+          <w:rFonts w:hint="eastAsia" w:ascii="宋体" w:hAnsi="宋体" w:eastAsia="宋体" w:cs="宋体"/>
+          <w:bCs/>
+          <w:sz w:val="21"/>
+          <w:szCs w:val="21"/>
+          <w:lang w:val="en-US" w:eastAsia="zh-CN"/>
+        </w:rPr>
+        <w:t>3）设计统一的结果收集机制，将各营业的部署状态和错误状态异步写入结果文件。</w:t>
+      </w:r>
+    </w:p>
+    <w:p>
+      <w:pPr>
+        <w:tabs>
+          <w:tab w:val="left" w:pos="1740"/>
+        </w:tabs>
+        <w:spacing w:line="244" w:lineRule="exact"/>
+        <w:rPr>
+          <w:rFonts w:hint="eastAsia" w:ascii="宋体" w:hAnsi="宋体" w:eastAsia="宋体" w:cs="宋体"/>
+          <w:b/>
+          <w:bCs w:val="0"/>
+          <w:sz w:val="21"/>
+          <w:szCs w:val="21"/>
+          <w:lang w:val="en-US" w:eastAsia="zh-CN"/>
+        </w:rPr>
+      </w:pPr>
+      <w:r>
+        <w:rPr>
+          <w:rFonts w:hint="eastAsia" w:ascii="宋体" w:hAnsi="宋体" w:eastAsia="宋体" w:cs="宋体"/>
+          <w:bCs/>
+          <w:sz w:val="21"/>
+          <w:szCs w:val="21"/>
+          <w:lang w:val="en-US" w:eastAsia="zh-CN"/>
+        </w:rPr>
+        <w:t>3、</w:t>
+      </w:r>
+      <w:r>
+        <w:rPr>
+          <w:rFonts w:hint="eastAsia" w:ascii="宋体" w:hAnsi="宋体" w:eastAsia="宋体" w:cs="宋体"/>
+          <w:b/>
+          <w:bCs w:val="0"/>
+          <w:sz w:val="21"/>
+          <w:szCs w:val="21"/>
+          <w:lang w:val="en-US" w:eastAsia="zh-CN"/>
+        </w:rPr>
+        <w:t>负责实现安装/升级流程多个关键模块功能</w:t>
+      </w:r>
+    </w:p>
+    <w:p>
+      <w:pPr>
+        <w:tabs>
+          <w:tab w:val="left" w:pos="1740"/>
+        </w:tabs>
+        <w:spacing w:line="244" w:lineRule="exact"/>
+        <w:rPr>
+          <w:rFonts w:hint="eastAsia" w:ascii="宋体" w:hAnsi="宋体" w:eastAsia="宋体" w:cs="宋体"/>
+          <w:bCs/>
+          <w:sz w:val="21"/>
+          <w:szCs w:val="21"/>
+        </w:rPr>
+      </w:pPr>
+      <w:r>
+        <w:rPr>
+          <w:rFonts w:hint="eastAsia" w:ascii="宋体" w:hAnsi="宋体" w:eastAsia="宋体" w:cs="宋体"/>
+          <w:bCs/>
+          <w:sz w:val="21"/>
+          <w:szCs w:val="21"/>
+        </w:rPr>
+        <w:t>负责公共服务实体实例创建、应用pvc创建、镜像构建</w:t>
+      </w:r>
+      <w:r>
+        <w:rPr>
+          <w:rFonts w:hint="eastAsia" w:ascii="宋体" w:hAnsi="宋体" w:eastAsia="宋体" w:cs="宋体"/>
+          <w:bCs/>
+          <w:sz w:val="21"/>
+          <w:szCs w:val="21"/>
+          <w:lang w:eastAsia="zh-CN"/>
+        </w:rPr>
+        <w:t>（</w:t>
+      </w:r>
+      <w:r>
+        <w:rPr>
+          <w:rFonts w:hint="eastAsia" w:ascii="宋体" w:hAnsi="宋体" w:eastAsia="宋体" w:cs="宋体"/>
+          <w:bCs/>
+          <w:sz w:val="21"/>
+          <w:szCs w:val="21"/>
+          <w:lang w:val="en-US" w:eastAsia="zh-CN"/>
+        </w:rPr>
+        <w:t>install.sh脚本</w:t>
+      </w:r>
+      <w:r>
+        <w:rPr>
+          <w:rFonts w:hint="eastAsia" w:ascii="宋体" w:hAnsi="宋体" w:eastAsia="宋体" w:cs="宋体"/>
+          <w:bCs/>
+          <w:sz w:val="21"/>
+          <w:szCs w:val="21"/>
+          <w:lang w:eastAsia="zh-CN"/>
+        </w:rPr>
+        <w:t>）</w:t>
+      </w:r>
+      <w:r>
+        <w:rPr>
+          <w:rFonts w:hint="eastAsia" w:ascii="宋体" w:hAnsi="宋体" w:eastAsia="宋体" w:cs="宋体"/>
+          <w:bCs/>
+          <w:sz w:val="21"/>
+          <w:szCs w:val="21"/>
+        </w:rPr>
+        <w:t>、证书上传、全量和补丁版本包合并等多个核心模块方案的设计和实现。</w:t>
+      </w:r>
+    </w:p>
+    <w:p>
+      <w:pPr>
+        <w:tabs>
+          <w:tab w:val="left" w:pos="1740"/>
+        </w:tabs>
+        <w:spacing w:line="244" w:lineRule="exact"/>
+        <w:rPr>
+          <w:rFonts w:hint="eastAsia" w:ascii="宋体" w:hAnsi="宋体" w:eastAsia="宋体" w:cs="宋体"/>
+          <w:bCs/>
+          <w:sz w:val="21"/>
+          <w:szCs w:val="21"/>
+        </w:rPr>
+      </w:pPr>
     </w:p>
     <w:p>
       <w:pPr>
@@ -2029,65 +2606,561 @@
         <w:spacing w:line="244" w:lineRule="exact"/>
         <w:rPr>
           <w:rFonts w:ascii="宋体" w:hAnsi="宋体" w:eastAsia="宋体" w:cs="宋体"/>
-          <w:bCs/>
-          <w:sz w:val="21"/>
-          <w:szCs w:val="21"/>
-        </w:rPr>
-      </w:pPr>
-      <w:r>
-        <w:rPr>
-          <w:rFonts w:hint="eastAsia" w:ascii="宋体" w:hAnsi="宋体" w:eastAsia="宋体" w:cs="宋体"/>
-          <w:bCs/>
-          <w:sz w:val="21"/>
-          <w:szCs w:val="21"/>
-        </w:rPr>
-        <w:t>项目介绍：应用部署工具，负责非云原生应用和其依赖资源的生命周期管理。</w:t>
-      </w:r>
-    </w:p>
-    <w:p>
-      <w:pPr>
-        <w:tabs>
-          <w:tab w:val="left" w:pos="1740"/>
-        </w:tabs>
-        <w:spacing w:line="244" w:lineRule="exact"/>
+          <w:b/>
+          <w:bCs/>
+          <w:sz w:val="21"/>
+          <w:szCs w:val="21"/>
+        </w:rPr>
+      </w:pPr>
+      <w:r>
+        <w:rPr>
+          <w:rFonts w:hint="eastAsia" w:ascii="宋体" w:hAnsi="宋体" w:eastAsia="宋体" w:cs="宋体"/>
+          <w:b/>
+          <w:bCs/>
+          <w:sz w:val="21"/>
+          <w:szCs w:val="21"/>
+        </w:rPr>
+        <w:t>2019.11 - 2021.5 | 网元</w:t>
+      </w:r>
+      <w:r>
+        <w:rPr>
+          <w:rFonts w:hint="eastAsia" w:ascii="宋体" w:hAnsi="宋体" w:eastAsia="宋体" w:cs="宋体"/>
+          <w:b/>
+          <w:bCs/>
+          <w:sz w:val="21"/>
+          <w:szCs w:val="21"/>
+          <w:lang w:eastAsia="zh-CN"/>
+        </w:rPr>
+        <w:t>数据</w:t>
+      </w:r>
+      <w:r>
+        <w:rPr>
+          <w:rFonts w:hint="eastAsia" w:ascii="宋体" w:hAnsi="宋体" w:eastAsia="宋体" w:cs="宋体"/>
+          <w:b/>
+          <w:bCs/>
+          <w:sz w:val="21"/>
+          <w:szCs w:val="21"/>
+        </w:rPr>
+        <w:t>流式清洗</w:t>
+      </w:r>
+      <w:r>
+        <w:rPr>
+          <w:rFonts w:hint="eastAsia" w:ascii="宋体" w:hAnsi="宋体" w:eastAsia="宋体" w:cs="宋体"/>
+          <w:b/>
+          <w:bCs/>
+          <w:sz w:val="21"/>
+          <w:szCs w:val="21"/>
+          <w:lang w:eastAsia="zh-CN"/>
+        </w:rPr>
+        <w:t>管理系统</w:t>
+      </w:r>
+      <w:r>
+        <w:rPr>
+          <w:rFonts w:hint="eastAsia" w:ascii="宋体" w:hAnsi="宋体" w:eastAsia="宋体" w:cs="宋体"/>
+          <w:b/>
+          <w:bCs/>
+          <w:sz w:val="21"/>
+          <w:szCs w:val="21"/>
+        </w:rPr>
+        <w:t xml:space="preserve"> | 软件开发工程师</w:t>
+      </w:r>
+    </w:p>
+    <w:p>
+      <w:pPr>
+        <w:tabs>
+          <w:tab w:val="left" w:pos="1740"/>
+        </w:tabs>
+        <w:spacing w:line="244" w:lineRule="exact"/>
+        <w:rPr>
+          <w:rFonts w:hint="default" w:ascii="宋体" w:hAnsi="宋体" w:eastAsia="宋体" w:cs="宋体"/>
+          <w:bCs/>
+          <w:sz w:val="21"/>
+          <w:szCs w:val="21"/>
+          <w:lang w:val="en-US" w:eastAsia="zh-CN"/>
+        </w:rPr>
+      </w:pPr>
+      <w:r>
+        <w:rPr>
+          <w:rFonts w:hint="eastAsia" w:ascii="宋体" w:hAnsi="宋体" w:eastAsia="宋体" w:cs="宋体"/>
+          <w:b/>
+          <w:bCs w:val="0"/>
+          <w:sz w:val="21"/>
+          <w:szCs w:val="21"/>
+        </w:rPr>
+        <w:t>项目</w:t>
+      </w:r>
+      <w:r>
+        <w:rPr>
+          <w:rFonts w:hint="eastAsia" w:ascii="宋体" w:hAnsi="宋体" w:eastAsia="宋体" w:cs="宋体"/>
+          <w:b/>
+          <w:bCs w:val="0"/>
+          <w:sz w:val="21"/>
+          <w:szCs w:val="21"/>
+          <w:lang w:eastAsia="zh-CN"/>
+        </w:rPr>
+        <w:t>描述</w:t>
+      </w:r>
+      <w:r>
+        <w:rPr>
+          <w:rFonts w:hint="eastAsia" w:ascii="宋体" w:hAnsi="宋体" w:eastAsia="宋体" w:cs="宋体"/>
+          <w:bCs/>
+          <w:sz w:val="21"/>
+          <w:szCs w:val="21"/>
+        </w:rPr>
+        <w:t>：</w:t>
+      </w:r>
+      <w:r>
+        <w:rPr>
+          <w:rFonts w:hint="eastAsia" w:ascii="宋体" w:hAnsi="宋体" w:eastAsia="宋体" w:cs="宋体"/>
+          <w:bCs/>
+          <w:sz w:val="21"/>
+          <w:szCs w:val="21"/>
+          <w:lang w:eastAsia="zh-CN"/>
+        </w:rPr>
+        <w:t>网元流式数据清洗管理系统，是一个面向电信网络性能（</w:t>
+      </w:r>
+      <w:r>
+        <w:rPr>
+          <w:rFonts w:hint="eastAsia" w:ascii="宋体" w:hAnsi="宋体" w:eastAsia="宋体" w:cs="宋体"/>
+          <w:bCs/>
+          <w:sz w:val="21"/>
+          <w:szCs w:val="21"/>
+          <w:lang w:val="en-US" w:eastAsia="zh-CN"/>
+        </w:rPr>
+        <w:t>PM</w:t>
+      </w:r>
+      <w:r>
+        <w:rPr>
+          <w:rFonts w:hint="eastAsia" w:ascii="宋体" w:hAnsi="宋体" w:eastAsia="宋体" w:cs="宋体"/>
+          <w:bCs/>
+          <w:sz w:val="21"/>
+          <w:szCs w:val="21"/>
+          <w:lang w:eastAsia="zh-CN"/>
+        </w:rPr>
+        <w:t>）领域的数据处理平台。系统主要负责对网元设备产生的海量数据进行清洗、转换、聚合和入库处理，为上次平台提供高质量的结构化数据。</w:t>
+      </w:r>
+    </w:p>
+    <w:p>
+      <w:pPr>
+        <w:tabs>
+          <w:tab w:val="left" w:pos="1740"/>
+        </w:tabs>
+        <w:spacing w:line="244" w:lineRule="exact"/>
+        <w:rPr>
+          <w:rFonts w:hint="eastAsia" w:ascii="宋体" w:hAnsi="宋体" w:eastAsia="宋体" w:cs="宋体"/>
+          <w:bCs/>
+          <w:sz w:val="21"/>
+          <w:szCs w:val="21"/>
+          <w:lang w:eastAsia="zh-CN"/>
+        </w:rPr>
+      </w:pPr>
+      <w:r>
+        <w:rPr>
+          <w:rFonts w:hint="eastAsia" w:ascii="宋体" w:hAnsi="宋体" w:eastAsia="宋体" w:cs="宋体"/>
+          <w:b/>
+          <w:bCs w:val="0"/>
+          <w:sz w:val="21"/>
+          <w:szCs w:val="21"/>
+        </w:rPr>
+        <w:t>技术栈</w:t>
+      </w:r>
+      <w:r>
+        <w:rPr>
+          <w:rFonts w:hint="eastAsia" w:ascii="宋体" w:hAnsi="宋体" w:eastAsia="宋体" w:cs="宋体"/>
+          <w:bCs/>
+          <w:sz w:val="21"/>
+          <w:szCs w:val="21"/>
+        </w:rPr>
+        <w:t>：</w:t>
+      </w:r>
+      <w:r>
+        <w:rPr>
+          <w:rFonts w:hint="eastAsia" w:ascii="宋体" w:hAnsi="宋体" w:eastAsia="宋体" w:cs="宋体"/>
+          <w:bCs/>
+          <w:sz w:val="21"/>
+          <w:szCs w:val="21"/>
+          <w:lang w:val="en-US" w:eastAsia="zh-CN"/>
+        </w:rPr>
+        <w:t>J</w:t>
+      </w:r>
+      <w:r>
+        <w:rPr>
+          <w:rFonts w:hint="eastAsia" w:ascii="宋体" w:hAnsi="宋体" w:eastAsia="宋体" w:cs="宋体"/>
+          <w:bCs/>
+          <w:sz w:val="21"/>
+          <w:szCs w:val="21"/>
+        </w:rPr>
+        <w:t>ava、</w:t>
+      </w:r>
+      <w:r>
+        <w:rPr>
+          <w:rFonts w:hint="eastAsia" w:ascii="宋体" w:hAnsi="宋体" w:eastAsia="宋体" w:cs="宋体"/>
+          <w:bCs/>
+          <w:sz w:val="21"/>
+          <w:szCs w:val="21"/>
+          <w:lang w:val="en-US" w:eastAsia="zh-CN"/>
+        </w:rPr>
+        <w:t>Spring Boot</w:t>
+      </w:r>
+      <w:r>
+        <w:rPr>
+          <w:rFonts w:hint="eastAsia" w:ascii="宋体" w:hAnsi="宋体" w:eastAsia="宋体" w:cs="宋体"/>
+          <w:bCs/>
+          <w:sz w:val="21"/>
+          <w:szCs w:val="21"/>
+          <w:lang w:eastAsia="zh-CN"/>
+        </w:rPr>
+        <w:t>、</w:t>
+      </w:r>
+      <w:r>
+        <w:rPr>
+          <w:rFonts w:hint="eastAsia" w:ascii="宋体" w:hAnsi="宋体" w:eastAsia="宋体" w:cs="宋体"/>
+          <w:bCs/>
+          <w:sz w:val="21"/>
+          <w:szCs w:val="21"/>
+        </w:rPr>
+        <w:t>C++、</w:t>
+      </w:r>
+      <w:r>
+        <w:rPr>
+          <w:rFonts w:hint="eastAsia" w:ascii="宋体" w:hAnsi="宋体" w:eastAsia="宋体" w:cs="宋体"/>
+          <w:bCs/>
+          <w:sz w:val="21"/>
+          <w:szCs w:val="21"/>
+          <w:lang w:val="en-US" w:eastAsia="zh-CN"/>
+        </w:rPr>
+        <w:t>K</w:t>
+      </w:r>
+      <w:r>
+        <w:rPr>
+          <w:rFonts w:hint="eastAsia" w:ascii="宋体" w:hAnsi="宋体" w:eastAsia="宋体" w:cs="宋体"/>
+          <w:bCs/>
+          <w:sz w:val="21"/>
+          <w:szCs w:val="21"/>
+        </w:rPr>
+        <w:t>afka</w:t>
+      </w:r>
+      <w:r>
+        <w:rPr>
+          <w:rFonts w:hint="eastAsia" w:ascii="宋体" w:hAnsi="宋体" w:eastAsia="宋体" w:cs="宋体"/>
+          <w:bCs/>
+          <w:sz w:val="21"/>
+          <w:szCs w:val="21"/>
+          <w:lang w:eastAsia="zh-CN"/>
+        </w:rPr>
+        <w:t>、Quartz</w:t>
+      </w:r>
+    </w:p>
+    <w:p>
+      <w:pPr>
+        <w:tabs>
+          <w:tab w:val="left" w:pos="1740"/>
+        </w:tabs>
+        <w:spacing w:line="244" w:lineRule="exact"/>
+        <w:rPr>
+          <w:rFonts w:hint="eastAsia" w:ascii="宋体" w:hAnsi="宋体" w:eastAsia="宋体" w:cs="宋体"/>
+          <w:bCs/>
+          <w:sz w:val="21"/>
+          <w:szCs w:val="21"/>
+        </w:rPr>
+      </w:pPr>
+      <w:r>
+        <w:rPr>
+          <w:rFonts w:hint="eastAsia" w:ascii="宋体" w:hAnsi="宋体" w:eastAsia="宋体" w:cs="宋体"/>
+          <w:b/>
+          <w:bCs w:val="0"/>
+          <w:sz w:val="21"/>
+          <w:szCs w:val="21"/>
+        </w:rPr>
+        <w:t>项目</w:t>
+      </w:r>
+      <w:r>
+        <w:rPr>
+          <w:rFonts w:hint="eastAsia" w:ascii="宋体" w:hAnsi="宋体" w:eastAsia="宋体" w:cs="宋体"/>
+          <w:b/>
+          <w:bCs w:val="0"/>
+          <w:sz w:val="21"/>
+          <w:szCs w:val="21"/>
+          <w:lang w:eastAsia="zh-CN"/>
+        </w:rPr>
+        <w:t>核心职责与成果</w:t>
+      </w:r>
+      <w:r>
+        <w:rPr>
+          <w:rFonts w:hint="eastAsia" w:ascii="宋体" w:hAnsi="宋体" w:eastAsia="宋体" w:cs="宋体"/>
+          <w:bCs/>
+          <w:sz w:val="21"/>
+          <w:szCs w:val="21"/>
+        </w:rPr>
+        <w:t>：</w:t>
+      </w:r>
+    </w:p>
+    <w:p>
+      <w:pPr>
+        <w:numPr>
+          <w:ilvl w:val="0"/>
+          <w:numId w:val="3"/>
+        </w:numPr>
+        <w:tabs>
+          <w:tab w:val="left" w:pos="1740"/>
+        </w:tabs>
+        <w:spacing w:line="244" w:lineRule="exact"/>
+        <w:rPr>
+          <w:rFonts w:hint="eastAsia" w:ascii="宋体" w:hAnsi="宋体" w:eastAsia="宋体" w:cs="宋体"/>
+          <w:b/>
+          <w:bCs w:val="0"/>
+          <w:sz w:val="21"/>
+          <w:szCs w:val="21"/>
+          <w:lang w:val="en-US" w:eastAsia="zh-CN"/>
+        </w:rPr>
+      </w:pPr>
+      <w:r>
+        <w:rPr>
+          <w:rFonts w:hint="eastAsia" w:ascii="宋体" w:hAnsi="宋体" w:eastAsia="宋体" w:cs="宋体"/>
+          <w:b/>
+          <w:bCs w:val="0"/>
+          <w:sz w:val="21"/>
+          <w:szCs w:val="21"/>
+          <w:lang w:val="en-US" w:eastAsia="zh-CN"/>
+        </w:rPr>
+        <w:t>核心业务模块开发</w:t>
+      </w:r>
+    </w:p>
+    <w:p>
+      <w:pPr>
+        <w:numPr>
+          <w:numId w:val="0"/>
+        </w:numPr>
+        <w:tabs>
+          <w:tab w:val="left" w:pos="1740"/>
+        </w:tabs>
+        <w:spacing w:line="244" w:lineRule="exact"/>
+        <w:rPr>
+          <w:rFonts w:hint="eastAsia" w:ascii="宋体" w:hAnsi="宋体" w:eastAsia="宋体" w:cs="宋体"/>
+          <w:bCs/>
+          <w:sz w:val="21"/>
+          <w:szCs w:val="21"/>
+          <w:lang w:val="en-US" w:eastAsia="zh-CN"/>
+        </w:rPr>
+      </w:pPr>
+      <w:r>
+        <w:rPr>
+          <w:rFonts w:hint="eastAsia" w:ascii="宋体" w:hAnsi="宋体" w:eastAsia="宋体" w:cs="宋体"/>
+          <w:bCs/>
+          <w:sz w:val="21"/>
+          <w:szCs w:val="21"/>
+          <w:lang w:val="en-US" w:eastAsia="zh-CN"/>
+        </w:rPr>
+        <w:t xml:space="preserve">  </w:t>
+      </w:r>
+      <w:r>
+        <w:rPr>
+          <w:rFonts w:hint="eastAsia" w:ascii="宋体" w:hAnsi="宋体" w:eastAsia="宋体" w:cs="宋体"/>
+          <w:b/>
+          <w:bCs w:val="0"/>
+          <w:sz w:val="21"/>
+          <w:szCs w:val="21"/>
+          <w:lang w:val="en-US" w:eastAsia="zh-CN"/>
+        </w:rPr>
+        <w:t>开发PM数据清洗引擎</w:t>
+      </w:r>
+      <w:r>
+        <w:rPr>
+          <w:rFonts w:hint="eastAsia" w:ascii="宋体" w:hAnsi="宋体" w:eastAsia="宋体" w:cs="宋体"/>
+          <w:bCs/>
+          <w:sz w:val="21"/>
+          <w:szCs w:val="21"/>
+          <w:lang w:val="en-US" w:eastAsia="zh-CN"/>
+        </w:rPr>
+        <w:t>：设计并实现了完整的PM数据清洗流程，包括数据的解析、转换和入库等核心功能</w:t>
+      </w:r>
+    </w:p>
+    <w:p>
+      <w:pPr>
+        <w:numPr>
+          <w:numId w:val="0"/>
+        </w:numPr>
+        <w:tabs>
+          <w:tab w:val="left" w:pos="1740"/>
+        </w:tabs>
+        <w:spacing w:line="244" w:lineRule="exact"/>
+        <w:rPr>
+          <w:rFonts w:hint="eastAsia" w:ascii="宋体" w:hAnsi="宋体" w:eastAsia="宋体" w:cs="宋体"/>
+          <w:b/>
+          <w:bCs w:val="0"/>
+          <w:sz w:val="21"/>
+          <w:szCs w:val="21"/>
+          <w:lang w:val="en-US" w:eastAsia="zh-CN"/>
+        </w:rPr>
+      </w:pPr>
+      <w:r>
+        <w:rPr>
+          <w:rFonts w:hint="eastAsia" w:ascii="宋体" w:hAnsi="宋体" w:eastAsia="宋体" w:cs="宋体"/>
+          <w:bCs/>
+          <w:sz w:val="21"/>
+          <w:szCs w:val="21"/>
+          <w:lang w:val="en-US" w:eastAsia="zh-CN"/>
+        </w:rPr>
+        <w:t xml:space="preserve">  </w:t>
+      </w:r>
+      <w:r>
+        <w:rPr>
+          <w:rFonts w:hint="eastAsia" w:ascii="宋体" w:hAnsi="宋体" w:eastAsia="宋体" w:cs="宋体"/>
+          <w:b/>
+          <w:bCs w:val="0"/>
+          <w:sz w:val="21"/>
+          <w:szCs w:val="21"/>
+          <w:lang w:val="en-US" w:eastAsia="zh-CN"/>
+        </w:rPr>
+        <w:t>实现KPI计算框架</w:t>
+      </w:r>
+      <w:r>
+        <w:rPr>
+          <w:rFonts w:hint="eastAsia" w:ascii="宋体" w:hAnsi="宋体" w:eastAsia="宋体" w:cs="宋体"/>
+          <w:bCs/>
+          <w:sz w:val="21"/>
+          <w:szCs w:val="21"/>
+          <w:lang w:val="en-US" w:eastAsia="zh-CN"/>
+        </w:rPr>
+        <w:t>：支持多种统计函数（最大值、最小值、求和、比率等）和</w:t>
+      </w:r>
+      <w:r>
+        <w:rPr>
+          <w:rFonts w:hint="eastAsia" w:ascii="宋体" w:hAnsi="宋体" w:eastAsia="宋体" w:cs="宋体"/>
+          <w:b/>
+          <w:bCs w:val="0"/>
+          <w:sz w:val="21"/>
+          <w:szCs w:val="21"/>
+          <w:lang w:val="en-US" w:eastAsia="zh-CN"/>
+        </w:rPr>
+        <w:t>自定义计算规则</w:t>
+      </w:r>
+    </w:p>
+    <w:p>
+      <w:pPr>
+        <w:numPr>
+          <w:numId w:val="0"/>
+        </w:numPr>
+        <w:tabs>
+          <w:tab w:val="left" w:pos="1740"/>
+        </w:tabs>
+        <w:spacing w:line="244" w:lineRule="exact"/>
+        <w:rPr>
+          <w:rFonts w:hint="eastAsia" w:ascii="宋体" w:hAnsi="宋体" w:eastAsia="宋体" w:cs="宋体"/>
+          <w:b w:val="0"/>
+          <w:bCs/>
+          <w:sz w:val="21"/>
+          <w:szCs w:val="21"/>
+          <w:lang w:val="en-US" w:eastAsia="zh-CN"/>
+        </w:rPr>
+      </w:pPr>
+      <w:r>
+        <w:rPr>
+          <w:rFonts w:hint="eastAsia" w:ascii="宋体" w:hAnsi="宋体" w:eastAsia="宋体" w:cs="宋体"/>
+          <w:b/>
+          <w:bCs w:val="0"/>
+          <w:sz w:val="21"/>
+          <w:szCs w:val="21"/>
+          <w:lang w:val="en-US" w:eastAsia="zh-CN"/>
+        </w:rPr>
+        <w:t xml:space="preserve">  支持多维度聚合功能：</w:t>
+      </w:r>
+      <w:r>
+        <w:rPr>
+          <w:rFonts w:hint="eastAsia" w:ascii="宋体" w:hAnsi="宋体" w:eastAsia="宋体" w:cs="宋体"/>
+          <w:b w:val="0"/>
+          <w:bCs/>
+          <w:sz w:val="21"/>
+          <w:szCs w:val="21"/>
+          <w:lang w:val="en-US" w:eastAsia="zh-CN"/>
+        </w:rPr>
+        <w:t>支持按照子网、网元、业务分列等维度进行分组聚合</w:t>
+      </w:r>
+    </w:p>
+    <w:p>
+      <w:pPr>
+        <w:numPr>
+          <w:numId w:val="0"/>
+        </w:numPr>
+        <w:tabs>
+          <w:tab w:val="left" w:pos="1740"/>
+        </w:tabs>
+        <w:spacing w:line="244" w:lineRule="exact"/>
+        <w:rPr>
+          <w:rFonts w:hint="default" w:ascii="宋体" w:hAnsi="宋体" w:eastAsia="宋体" w:cs="宋体"/>
+          <w:b w:val="0"/>
+          <w:bCs/>
+          <w:sz w:val="21"/>
+          <w:szCs w:val="21"/>
+          <w:lang w:val="en-US" w:eastAsia="zh-CN"/>
+        </w:rPr>
+      </w:pPr>
+      <w:r>
+        <w:rPr>
+          <w:rFonts w:hint="eastAsia" w:ascii="宋体" w:hAnsi="宋体" w:eastAsia="宋体" w:cs="宋体"/>
+          <w:b w:val="0"/>
+          <w:bCs/>
+          <w:sz w:val="21"/>
+          <w:szCs w:val="21"/>
+          <w:lang w:val="en-US" w:eastAsia="zh-CN"/>
+        </w:rPr>
+        <w:t xml:space="preserve">2、任务调度系统 </w:t>
+      </w:r>
+    </w:p>
+    <w:p>
+      <w:pPr>
+        <w:tabs>
+          <w:tab w:val="left" w:pos="1740"/>
+        </w:tabs>
+        <w:spacing w:line="244" w:lineRule="exact"/>
+        <w:rPr>
+          <w:rFonts w:hint="eastAsia" w:ascii="宋体" w:hAnsi="宋体" w:eastAsia="宋体" w:cs="宋体"/>
+          <w:bCs/>
+          <w:sz w:val="21"/>
+          <w:szCs w:val="21"/>
+          <w:lang w:val="en-US" w:eastAsia="zh-CN"/>
+        </w:rPr>
+      </w:pPr>
+    </w:p>
+    <w:p>
+      <w:pPr>
+        <w:tabs>
+          <w:tab w:val="left" w:pos="1740"/>
+        </w:tabs>
+        <w:spacing w:line="244" w:lineRule="exact"/>
+        <w:rPr>
+          <w:rFonts w:hint="eastAsia" w:ascii="宋体" w:hAnsi="宋体" w:eastAsia="宋体" w:cs="宋体"/>
+          <w:bCs/>
+          <w:sz w:val="21"/>
+          <w:szCs w:val="21"/>
+        </w:rPr>
+      </w:pPr>
+      <w:r>
+        <w:rPr>
+          <w:rFonts w:hint="eastAsia" w:ascii="宋体" w:hAnsi="宋体" w:eastAsia="宋体" w:cs="宋体"/>
+          <w:bCs/>
+          <w:sz w:val="21"/>
+          <w:szCs w:val="21"/>
+        </w:rPr>
+        <w:t>项目经验： 负责算法生成</w:t>
+      </w:r>
+      <w:r>
         <w:rPr>
           <w:rFonts w:ascii="宋体" w:hAnsi="宋体" w:eastAsia="宋体" w:cs="宋体"/>
           <w:bCs/>
           <w:sz w:val="21"/>
           <w:szCs w:val="21"/>
         </w:rPr>
-      </w:pPr>
-      <w:r>
-        <w:rPr>
-          <w:rFonts w:hint="eastAsia" w:ascii="宋体" w:hAnsi="宋体" w:eastAsia="宋体" w:cs="宋体"/>
-          <w:bCs/>
-          <w:sz w:val="21"/>
-          <w:szCs w:val="21"/>
-        </w:rPr>
-        <w:t>技术栈：Golang、CSP并发模型、corbra命令行框架等</w:t>
-      </w:r>
-    </w:p>
-    <w:p>
-      <w:pPr>
-        <w:tabs>
-          <w:tab w:val="left" w:pos="1740"/>
-        </w:tabs>
-        <w:spacing w:line="244" w:lineRule="exact"/>
-        <w:rPr>
-          <w:rFonts w:hint="eastAsia" w:ascii="宋体" w:hAnsi="宋体" w:eastAsia="宋体" w:cs="宋体"/>
-          <w:bCs/>
-          <w:sz w:val="21"/>
-          <w:szCs w:val="21"/>
-        </w:rPr>
-      </w:pPr>
-      <w:r>
-        <w:rPr>
-          <w:rFonts w:hint="eastAsia" w:ascii="宋体" w:hAnsi="宋体" w:eastAsia="宋体" w:cs="宋体"/>
-          <w:bCs/>
-          <w:sz w:val="21"/>
-          <w:szCs w:val="21"/>
-        </w:rPr>
-        <w:t>项目经验： 负责公共服务实体实例创建、应用pvc创建、镜像构建、证书上传、全量和补丁版本包合并等多个核心模块方案的设计和实现。使用csp并发模型对应用升级进行耗时优化，将升级时长由9</w:t>
+        <w:t>(java</w:t>
+      </w:r>
+      <w:r>
+        <w:rPr>
+          <w:rFonts w:hint="eastAsia" w:ascii="宋体" w:hAnsi="宋体" w:eastAsia="宋体" w:cs="宋体"/>
+          <w:bCs/>
+          <w:sz w:val="21"/>
+          <w:szCs w:val="21"/>
+        </w:rPr>
+        <w:t>代码动态生成c++代码</w:t>
       </w:r>
       <w:r>
         <w:rPr>
@@ -2096,154 +3169,6 @@
           <w:sz w:val="21"/>
           <w:szCs w:val="21"/>
         </w:rPr>
-        <w:t>0 min</w:t>
-      </w:r>
-      <w:r>
-        <w:rPr>
-          <w:rFonts w:hint="eastAsia" w:ascii="宋体" w:hAnsi="宋体" w:eastAsia="宋体" w:cs="宋体"/>
-          <w:bCs/>
-          <w:sz w:val="21"/>
-          <w:szCs w:val="21"/>
-        </w:rPr>
-        <w:t>缩短到4</w:t>
-      </w:r>
-      <w:r>
-        <w:rPr>
-          <w:rFonts w:ascii="宋体" w:hAnsi="宋体" w:eastAsia="宋体" w:cs="宋体"/>
-          <w:bCs/>
-          <w:sz w:val="21"/>
-          <w:szCs w:val="21"/>
-        </w:rPr>
-        <w:t>0 min</w:t>
-      </w:r>
-      <w:r>
-        <w:rPr>
-          <w:rFonts w:hint="eastAsia" w:ascii="宋体" w:hAnsi="宋体" w:eastAsia="宋体" w:cs="宋体"/>
-          <w:bCs/>
-          <w:sz w:val="21"/>
-          <w:szCs w:val="21"/>
-        </w:rPr>
-        <w:t>内，受到项目和外场工服一致好评。</w:t>
-      </w:r>
-    </w:p>
-    <w:p>
-      <w:pPr>
-        <w:tabs>
-          <w:tab w:val="left" w:pos="1740"/>
-        </w:tabs>
-        <w:spacing w:line="244" w:lineRule="exact"/>
-        <w:rPr>
-          <w:rFonts w:ascii="宋体" w:hAnsi="宋体" w:eastAsia="宋体" w:cs="宋体"/>
-          <w:b/>
-          <w:bCs/>
-          <w:sz w:val="21"/>
-          <w:szCs w:val="21"/>
-        </w:rPr>
-      </w:pPr>
-      <w:r>
-        <w:rPr>
-          <w:rFonts w:hint="eastAsia" w:ascii="宋体" w:hAnsi="宋体" w:eastAsia="宋体" w:cs="宋体"/>
-          <w:b/>
-          <w:bCs/>
-          <w:sz w:val="21"/>
-          <w:szCs w:val="21"/>
-        </w:rPr>
-        <w:t>2019.11 - 2021.5 | 网元流式清洗框架开发 | 软件开发工程师</w:t>
-      </w:r>
-    </w:p>
-    <w:p>
-      <w:pPr>
-        <w:tabs>
-          <w:tab w:val="left" w:pos="1740"/>
-        </w:tabs>
-        <w:spacing w:line="244" w:lineRule="exact"/>
-        <w:rPr>
-          <w:rFonts w:ascii="宋体" w:hAnsi="宋体" w:eastAsia="宋体" w:cs="宋体"/>
-          <w:bCs/>
-          <w:sz w:val="21"/>
-          <w:szCs w:val="21"/>
-        </w:rPr>
-      </w:pPr>
-      <w:r>
-        <w:rPr>
-          <w:rFonts w:hint="eastAsia" w:ascii="宋体" w:hAnsi="宋体" w:eastAsia="宋体" w:cs="宋体"/>
-          <w:bCs/>
-          <w:sz w:val="21"/>
-          <w:szCs w:val="21"/>
-        </w:rPr>
-        <w:t>项目介绍：对上报的网元数据数据进行时间和空间维度汇总，并入库</w:t>
-      </w:r>
-    </w:p>
-    <w:p>
-      <w:pPr>
-        <w:tabs>
-          <w:tab w:val="left" w:pos="1740"/>
-        </w:tabs>
-        <w:spacing w:line="244" w:lineRule="exact"/>
-        <w:rPr>
-          <w:rFonts w:ascii="宋体" w:hAnsi="宋体" w:eastAsia="宋体" w:cs="宋体"/>
-          <w:bCs/>
-          <w:sz w:val="21"/>
-          <w:szCs w:val="21"/>
-        </w:rPr>
-      </w:pPr>
-      <w:r>
-        <w:rPr>
-          <w:rFonts w:hint="eastAsia" w:ascii="宋体" w:hAnsi="宋体" w:eastAsia="宋体" w:cs="宋体"/>
-          <w:bCs/>
-          <w:sz w:val="21"/>
-          <w:szCs w:val="21"/>
-        </w:rPr>
-        <w:t>技术栈：java、C++、kafka等</w:t>
-      </w:r>
-    </w:p>
-    <w:p>
-      <w:pPr>
-        <w:tabs>
-          <w:tab w:val="left" w:pos="1740"/>
-        </w:tabs>
-        <w:spacing w:line="244" w:lineRule="exact"/>
-        <w:rPr>
-          <w:rFonts w:hint="eastAsia" w:ascii="宋体" w:hAnsi="宋体" w:eastAsia="宋体" w:cs="宋体"/>
-          <w:bCs/>
-          <w:sz w:val="21"/>
-          <w:szCs w:val="21"/>
-        </w:rPr>
-      </w:pPr>
-      <w:r>
-        <w:rPr>
-          <w:rFonts w:hint="eastAsia" w:ascii="宋体" w:hAnsi="宋体" w:eastAsia="宋体" w:cs="宋体"/>
-          <w:bCs/>
-          <w:sz w:val="21"/>
-          <w:szCs w:val="21"/>
-        </w:rPr>
-        <w:t>项目经验： 负责算法生成</w:t>
-      </w:r>
-      <w:r>
-        <w:rPr>
-          <w:rFonts w:ascii="宋体" w:hAnsi="宋体" w:eastAsia="宋体" w:cs="宋体"/>
-          <w:bCs/>
-          <w:sz w:val="21"/>
-          <w:szCs w:val="21"/>
-        </w:rPr>
-        <w:t>(java</w:t>
-      </w:r>
-      <w:r>
-        <w:rPr>
-          <w:rFonts w:hint="eastAsia" w:ascii="宋体" w:hAnsi="宋体" w:eastAsia="宋体" w:cs="宋体"/>
-          <w:bCs/>
-          <w:sz w:val="21"/>
-          <w:szCs w:val="21"/>
-        </w:rPr>
-        <w:t>代码动态生成c++代码</w:t>
-      </w:r>
-      <w:r>
-        <w:rPr>
-          <w:rFonts w:ascii="宋体" w:hAnsi="宋体" w:eastAsia="宋体" w:cs="宋体"/>
-          <w:bCs/>
-          <w:sz w:val="21"/>
-          <w:szCs w:val="21"/>
-        </w:rPr>
         <w:t>)</w:t>
       </w:r>
       <w:r>
@@ -2255,6 +3180,8 @@
         </w:rPr>
         <w:t>模块、算法提交模块、数据清洗任务参数校验框架等多个核心模块方案的设计和实现。</w:t>
       </w:r>
+      <w:bookmarkStart w:id="0" w:name="_GoBack"/>
+      <w:bookmarkEnd w:id="0"/>
     </w:p>
     <w:p>
       <w:pPr>
@@ -2491,20 +3418,6 @@
         </w:rPr>
         <w:t>负责管理后台设备管理、故障告警、商品库管理等多个模块的前后端开发工作。</w:t>
       </w:r>
-    </w:p>
-    <w:p>
-      <w:pPr>
-        <w:tabs>
-          <w:tab w:val="left" w:pos="1740"/>
-        </w:tabs>
-        <w:spacing w:line="244" w:lineRule="exact"/>
-        <w:rPr>
-          <w:rFonts w:hint="eastAsia" w:ascii="宋体" w:hAnsi="宋体" w:eastAsia="宋体" w:cs="宋体"/>
-          <w:bCs/>
-          <w:sz w:val="21"/>
-          <w:szCs w:val="21"/>
-        </w:rPr>
-      </w:pPr>
     </w:p>
     <w:p>
       <w:pPr>
@@ -2940,6 +3853,18 @@
     </w:lvl>
   </w:abstractNum>
   <w:abstractNum w:abstractNumId="1">
+    <w:nsid w:val="E52B07FA"/>
+    <w:multiLevelType w:val="singleLevel"/>
+    <w:tmpl w:val="E52B07FA"/>
+    <w:lvl w:ilvl="0" w:tentative="0">
+      <w:start w:val="1"/>
+      <w:numFmt w:val="decimal"/>
+      <w:suff w:val="nothing"/>
+      <w:lvlText w:val="%1、"/>
+      <w:lvlJc w:val="left"/>
+    </w:lvl>
+  </w:abstractNum>
+  <w:abstractNum w:abstractNumId="2">
     <w:nsid w:val="39B9C69B"/>
     <w:multiLevelType w:val="singleLevel"/>
     <w:tmpl w:val="39B9C69B"/>
@@ -2952,10 +3877,13 @@
     </w:lvl>
   </w:abstractNum>
   <w:num w:numId="1">
-    <w:abstractNumId w:val="1"/>
+    <w:abstractNumId w:val="2"/>
   </w:num>
   <w:num w:numId="2">
     <w:abstractNumId w:val="0"/>
+  </w:num>
+  <w:num w:numId="3">
+    <w:abstractNumId w:val="1"/>
   </w:num>
 </w:numbering>
 </file>

--- a/何翔_个人简历 .docx
+++ b/何翔_个人简历 .docx
@@ -1755,7 +1755,19 @@
           <w:szCs w:val="21"/>
           <w:lang w:val="en-US" w:eastAsia="zh-CN"/>
         </w:rPr>
-        <w:t xml:space="preserve">   2）支持shell、python、二进制文件等多种脚本类型，并可配置超时时间、执行位置（堡垒机/lcm容器）等</w:t>
+        <w:t xml:space="preserve">   2）支持shell、python、二进制文件等多</w:t>
+      </w:r>
+      <w:bookmarkStart w:id="0" w:name="_GoBack"/>
+      <w:bookmarkEnd w:id="0"/>
+      <w:r>
+        <w:rPr>
+          <w:rFonts w:hint="eastAsia" w:ascii="宋体" w:hAnsi="宋体" w:eastAsia="宋体" w:cs="宋体"/>
+          <w:bCs/>
+          <w:sz w:val="21"/>
+          <w:szCs w:val="21"/>
+          <w:lang w:val="en-US" w:eastAsia="zh-CN"/>
+        </w:rPr>
+        <w:t>种脚本类型，并可配置超时时间、执行位置（堡垒机/lcm容器）等</w:t>
       </w:r>
     </w:p>
     <w:p>
@@ -2121,9 +2133,20 @@
           <w:bCs/>
           <w:sz w:val="21"/>
           <w:szCs w:val="21"/>
-          <w:lang w:val="en-US" w:eastAsia="zh-CN"/>
-        </w:rPr>
-        <w:t>CLI工具开发</w:t>
+          <w:lang w:eastAsia="zh-CN"/>
+        </w:rPr>
+        <w:t>工</w:t>
+      </w:r>
+      <w:r>
+        <w:rPr>
+          <w:rFonts w:hint="eastAsia" w:ascii="宋体" w:hAnsi="宋体" w:eastAsia="宋体" w:cs="宋体"/>
+          <w:b/>
+          <w:bCs/>
+          <w:sz w:val="21"/>
+          <w:szCs w:val="21"/>
+          <w:lang w:val="en-US" w:eastAsia="zh-CN"/>
+        </w:rPr>
+        <w:t>具开发</w:t>
       </w:r>
       <w:r>
         <w:rPr>
@@ -2482,7 +2505,7 @@
           <w:szCs w:val="21"/>
           <w:lang w:val="en-US" w:eastAsia="zh-CN"/>
         </w:rPr>
-        <w:t>3）设计统一的结果收集机制，将各营业的部署状态和错误状态异步写入结果文件。</w:t>
+        <w:t>3）设计统一的结果收集机制，将各应用的部署状态和错误状态异步写入结果文件。</w:t>
       </w:r>
     </w:p>
     <w:p>
@@ -2737,7 +2760,7 @@
           <w:szCs w:val="21"/>
           <w:lang w:eastAsia="zh-CN"/>
         </w:rPr>
-        <w:t>）领域的数据处理平台。系统主要负责对网元设备产生的海量数据进行清洗、转换、聚合和入库处理，为上次平台提供高质量的结构化数据。</w:t>
+        <w:t>）领域的数据处理平台。系统主要负责对网元设备产生的海量数据进行清洗、转换、聚合和入库处理，为上层平台提供高质量的结构化数据。</w:t>
       </w:r>
     </w:p>
     <w:p>
@@ -3080,12 +3103,149 @@
     <w:p>
       <w:pPr>
         <w:numPr>
+          <w:ilvl w:val="0"/>
+          <w:numId w:val="3"/>
+        </w:numPr>
+        <w:tabs>
+          <w:tab w:val="left" w:pos="1740"/>
+        </w:tabs>
+        <w:spacing w:line="244" w:lineRule="exact"/>
+        <w:ind w:left="0" w:leftChars="0" w:firstLine="0" w:firstLineChars="0"/>
+        <w:rPr>
+          <w:rFonts w:hint="eastAsia" w:ascii="宋体" w:hAnsi="宋体" w:eastAsia="宋体" w:cs="宋体"/>
+          <w:b w:val="0"/>
+          <w:bCs/>
+          <w:sz w:val="21"/>
+          <w:szCs w:val="21"/>
+          <w:lang w:val="en-US" w:eastAsia="zh-CN"/>
+        </w:rPr>
+      </w:pPr>
+      <w:r>
+        <w:rPr>
+          <w:rFonts w:hint="eastAsia" w:ascii="宋体" w:hAnsi="宋体" w:eastAsia="宋体" w:cs="宋体"/>
+          <w:b/>
+          <w:bCs w:val="0"/>
+          <w:sz w:val="21"/>
+          <w:szCs w:val="21"/>
+          <w:lang w:val="en-US" w:eastAsia="zh-CN"/>
+        </w:rPr>
+        <w:t>任务调度系统设计</w:t>
+      </w:r>
+      <w:r>
+        <w:rPr>
+          <w:rFonts w:hint="eastAsia" w:ascii="宋体" w:hAnsi="宋体" w:eastAsia="宋体" w:cs="宋体"/>
+          <w:b w:val="0"/>
+          <w:bCs/>
+          <w:sz w:val="21"/>
+          <w:szCs w:val="21"/>
+          <w:lang w:val="en-US" w:eastAsia="zh-CN"/>
+        </w:rPr>
+        <w:t xml:space="preserve"> </w:t>
+      </w:r>
+    </w:p>
+    <w:p>
+      <w:pPr>
+        <w:numPr>
+          <w:ilvl w:val="0"/>
           <w:numId w:val="0"/>
         </w:numPr>
         <w:tabs>
           <w:tab w:val="left" w:pos="1740"/>
         </w:tabs>
         <w:spacing w:line="244" w:lineRule="exact"/>
+        <w:ind w:left="315" w:leftChars="0"/>
+        <w:rPr>
+          <w:rFonts w:hint="eastAsia" w:ascii="宋体" w:hAnsi="宋体" w:eastAsia="宋体" w:cs="宋体"/>
+          <w:bCs/>
+          <w:sz w:val="21"/>
+          <w:szCs w:val="21"/>
+          <w:lang w:val="en-US" w:eastAsia="zh-CN"/>
+        </w:rPr>
+      </w:pPr>
+      <w:r>
+        <w:rPr>
+          <w:rFonts w:hint="eastAsia" w:ascii="宋体" w:hAnsi="宋体" w:eastAsia="宋体" w:cs="宋体"/>
+          <w:b/>
+          <w:bCs w:val="0"/>
+          <w:sz w:val="21"/>
+          <w:szCs w:val="21"/>
+          <w:lang w:val="en-US" w:eastAsia="zh-CN"/>
+        </w:rPr>
+        <w:t>算法文件变更监听</w:t>
+      </w:r>
+      <w:r>
+        <w:rPr>
+          <w:rFonts w:hint="eastAsia" w:ascii="宋体" w:hAnsi="宋体" w:eastAsia="宋体" w:cs="宋体"/>
+          <w:bCs/>
+          <w:sz w:val="21"/>
+          <w:szCs w:val="21"/>
+          <w:lang w:val="en-US" w:eastAsia="zh-CN"/>
+        </w:rPr>
+        <w:t>：</w:t>
+      </w:r>
+    </w:p>
+    <w:p>
+      <w:pPr>
+        <w:numPr>
+          <w:ilvl w:val="0"/>
+          <w:numId w:val="0"/>
+        </w:numPr>
+        <w:tabs>
+          <w:tab w:val="left" w:pos="1740"/>
+        </w:tabs>
+        <w:spacing w:line="244" w:lineRule="exact"/>
+        <w:ind w:left="315" w:leftChars="0"/>
+        <w:rPr>
+          <w:rFonts w:hint="eastAsia" w:ascii="宋体" w:hAnsi="宋体" w:eastAsia="宋体" w:cs="宋体"/>
+          <w:bCs/>
+          <w:sz w:val="21"/>
+          <w:szCs w:val="21"/>
+          <w:lang w:val="en-US" w:eastAsia="zh-CN"/>
+        </w:rPr>
+      </w:pPr>
+      <w:r>
+        <w:rPr>
+          <w:rFonts w:hint="eastAsia" w:ascii="宋体" w:hAnsi="宋体" w:eastAsia="宋体" w:cs="宋体"/>
+          <w:b/>
+          <w:bCs w:val="0"/>
+          <w:sz w:val="21"/>
+          <w:szCs w:val="21"/>
+          <w:lang w:val="en-US" w:eastAsia="zh-CN"/>
+        </w:rPr>
+        <w:t>定时任务管理</w:t>
+      </w:r>
+      <w:r>
+        <w:rPr>
+          <w:rFonts w:hint="eastAsia" w:ascii="宋体" w:hAnsi="宋体" w:eastAsia="宋体" w:cs="宋体"/>
+          <w:bCs/>
+          <w:sz w:val="21"/>
+          <w:szCs w:val="21"/>
+          <w:lang w:val="en-US" w:eastAsia="zh-CN"/>
+        </w:rPr>
+        <w:t>：</w:t>
+      </w:r>
+      <w:r>
+        <w:rPr>
+          <w:rFonts w:hint="eastAsia" w:ascii="宋体" w:hAnsi="宋体" w:eastAsia="宋体" w:cs="宋体"/>
+          <w:b w:val="0"/>
+          <w:bCs/>
+          <w:sz w:val="21"/>
+          <w:szCs w:val="21"/>
+          <w:lang w:val="en-US" w:eastAsia="zh-CN"/>
+        </w:rPr>
+        <w:t>基于Quartz定时任务框架，实现对15分钟粒度和小时粒度数据进行定时打包和清理PVC上过期文件。</w:t>
+      </w:r>
+    </w:p>
+    <w:p>
+      <w:pPr>
+        <w:numPr>
+          <w:numId w:val="0"/>
+        </w:numPr>
+        <w:tabs>
+          <w:tab w:val="left" w:pos="1740"/>
+        </w:tabs>
+        <w:spacing w:line="244" w:lineRule="exact"/>
+        <w:ind w:left="1680" w:leftChars="0" w:hanging="1680" w:hangingChars="800"/>
         <w:rPr>
           <w:rFonts w:hint="default" w:ascii="宋体" w:hAnsi="宋体" w:eastAsia="宋体" w:cs="宋体"/>
           <w:b w:val="0"/>
@@ -3095,32 +3255,6 @@
           <w:lang w:val="en-US" w:eastAsia="zh-CN"/>
         </w:rPr>
       </w:pPr>
-      <w:r>
-        <w:rPr>
-          <w:rFonts w:hint="eastAsia" w:ascii="宋体" w:hAnsi="宋体" w:eastAsia="宋体" w:cs="宋体"/>
-          <w:b w:val="0"/>
-          <w:bCs/>
-          <w:sz w:val="21"/>
-          <w:szCs w:val="21"/>
-          <w:lang w:val="en-US" w:eastAsia="zh-CN"/>
-        </w:rPr>
-        <w:t xml:space="preserve">2、任务调度系统 </w:t>
-      </w:r>
-    </w:p>
-    <w:p>
-      <w:pPr>
-        <w:tabs>
-          <w:tab w:val="left" w:pos="1740"/>
-        </w:tabs>
-        <w:spacing w:line="244" w:lineRule="exact"/>
-        <w:rPr>
-          <w:rFonts w:hint="eastAsia" w:ascii="宋体" w:hAnsi="宋体" w:eastAsia="宋体" w:cs="宋体"/>
-          <w:bCs/>
-          <w:sz w:val="21"/>
-          <w:szCs w:val="21"/>
-          <w:lang w:val="en-US" w:eastAsia="zh-CN"/>
-        </w:rPr>
-      </w:pPr>
     </w:p>
     <w:p>
       <w:pPr>
@@ -3180,8 +3314,6 @@
         </w:rPr>
         <w:t>模块、算法提交模块、数据清洗任务参数校验框架等多个核心模块方案的设计和实现。</w:t>
       </w:r>
-      <w:bookmarkStart w:id="0" w:name="_GoBack"/>
-      <w:bookmarkEnd w:id="0"/>
     </w:p>
     <w:p>
       <w:pPr>
@@ -3329,11 +3461,32 @@
       <w:r>
         <w:rPr>
           <w:rFonts w:hint="eastAsia" w:ascii="宋体" w:hAnsi="宋体" w:eastAsia="宋体" w:cs="宋体"/>
-          <w:bCs/>
-          <w:sz w:val="21"/>
-          <w:szCs w:val="21"/>
-        </w:rPr>
-        <w:t>项目介绍：该项目致力于在智能零售无人售货机领域，为商户提供软硬件一体化解决方案。</w:t>
+          <w:b/>
+          <w:bCs w:val="0"/>
+          <w:sz w:val="21"/>
+          <w:szCs w:val="21"/>
+        </w:rPr>
+        <w:t>项目</w:t>
+      </w:r>
+      <w:r>
+        <w:rPr>
+          <w:rFonts w:hint="eastAsia" w:ascii="宋体" w:hAnsi="宋体" w:eastAsia="宋体" w:cs="宋体"/>
+          <w:b/>
+          <w:bCs w:val="0"/>
+          <w:sz w:val="21"/>
+          <w:szCs w:val="21"/>
+          <w:lang w:eastAsia="zh-CN"/>
+        </w:rPr>
+        <w:t>描述</w:t>
+      </w:r>
+      <w:r>
+        <w:rPr>
+          <w:rFonts w:hint="eastAsia" w:ascii="宋体" w:hAnsi="宋体" w:eastAsia="宋体" w:cs="宋体"/>
+          <w:bCs/>
+          <w:sz w:val="21"/>
+          <w:szCs w:val="21"/>
+        </w:rPr>
+        <w:t>：该项目致力于在智能零售无人售货机领域，为商户提供软硬件一体化解决方案。</w:t>
       </w:r>
       <w:r>
         <w:rPr>
@@ -3370,53 +3523,248 @@
       <w:r>
         <w:rPr>
           <w:rFonts w:hint="eastAsia" w:ascii="宋体" w:hAnsi="宋体" w:eastAsia="宋体" w:cs="宋体"/>
-          <w:bCs/>
-          <w:sz w:val="21"/>
-          <w:szCs w:val="21"/>
-        </w:rPr>
-        <w:t>技术栈：Spring cloud微服务、Vue+Element UI前端、Docker化部署、前后端分离等</w:t>
-      </w:r>
-    </w:p>
-    <w:p>
-      <w:pPr>
-        <w:tabs>
-          <w:tab w:val="left" w:pos="1740"/>
-        </w:tabs>
-        <w:spacing w:line="244" w:lineRule="exact"/>
-        <w:rPr>
-          <w:rFonts w:hint="eastAsia" w:ascii="宋体" w:hAnsi="宋体" w:eastAsia="宋体" w:cs="宋体"/>
-          <w:bCs/>
-          <w:sz w:val="21"/>
-          <w:szCs w:val="21"/>
-        </w:rPr>
-      </w:pPr>
-      <w:r>
-        <w:rPr>
-          <w:rFonts w:hint="eastAsia" w:ascii="宋体" w:hAnsi="宋体" w:eastAsia="宋体" w:cs="宋体"/>
-          <w:bCs/>
-          <w:sz w:val="21"/>
-          <w:szCs w:val="21"/>
-        </w:rPr>
-        <w:t>项目经验：独立开发广告管理功能</w:t>
-      </w:r>
-      <w:r>
-        <w:rPr>
-          <w:rFonts w:hint="eastAsia" w:ascii="宋体" w:hAnsi="宋体" w:eastAsia="宋体" w:cs="宋体"/>
-          <w:bCs/>
+          <w:b/>
+          <w:bCs w:val="0"/>
+          <w:sz w:val="21"/>
+          <w:szCs w:val="21"/>
+        </w:rPr>
+        <w:t>技术栈</w:t>
+      </w:r>
+      <w:r>
+        <w:rPr>
+          <w:rFonts w:hint="eastAsia" w:ascii="宋体" w:hAnsi="宋体" w:eastAsia="宋体" w:cs="宋体"/>
+          <w:bCs/>
+          <w:sz w:val="21"/>
+          <w:szCs w:val="21"/>
+        </w:rPr>
+        <w:t xml:space="preserve">：Spring cloud、Vue+Element </w:t>
+      </w:r>
+      <w:r>
+        <w:rPr>
+          <w:rFonts w:hint="eastAsia" w:ascii="宋体" w:hAnsi="宋体" w:eastAsia="宋体" w:cs="宋体"/>
+          <w:bCs/>
+          <w:sz w:val="21"/>
+          <w:szCs w:val="21"/>
+          <w:lang w:val="en-US" w:eastAsia="zh-CN"/>
+        </w:rPr>
+        <w:t>UI</w:t>
+      </w:r>
+      <w:r>
+        <w:rPr>
+          <w:rFonts w:hint="eastAsia" w:ascii="宋体" w:hAnsi="宋体" w:eastAsia="宋体" w:cs="宋体"/>
+          <w:bCs/>
+          <w:sz w:val="21"/>
+          <w:szCs w:val="21"/>
+        </w:rPr>
+        <w:t>、Docke</w:t>
+      </w:r>
+      <w:r>
+        <w:rPr>
+          <w:rFonts w:hint="eastAsia" w:ascii="宋体" w:hAnsi="宋体" w:eastAsia="宋体" w:cs="宋体"/>
+          <w:bCs/>
+          <w:sz w:val="21"/>
+          <w:szCs w:val="21"/>
+          <w:lang w:val="en-US" w:eastAsia="zh-CN"/>
+        </w:rPr>
+        <w:t>r</w:t>
+      </w:r>
+      <w:r>
+        <w:rPr>
+          <w:rFonts w:hint="eastAsia" w:ascii="宋体" w:hAnsi="宋体" w:eastAsia="宋体" w:cs="宋体"/>
+          <w:bCs/>
+          <w:sz w:val="21"/>
+          <w:szCs w:val="21"/>
+        </w:rPr>
+        <w:t>、前后端分离等</w:t>
+      </w:r>
+    </w:p>
+    <w:p>
+      <w:pPr>
+        <w:tabs>
+          <w:tab w:val="left" w:pos="1740"/>
+        </w:tabs>
+        <w:spacing w:line="244" w:lineRule="exact"/>
+        <w:rPr>
+          <w:rFonts w:hint="eastAsia" w:ascii="宋体" w:hAnsi="宋体" w:eastAsia="宋体" w:cs="宋体"/>
+          <w:bCs/>
+          <w:sz w:val="21"/>
+          <w:szCs w:val="21"/>
+        </w:rPr>
+      </w:pPr>
+      <w:r>
+        <w:rPr>
+          <w:rFonts w:hint="eastAsia" w:ascii="宋体" w:hAnsi="宋体" w:eastAsia="宋体" w:cs="宋体"/>
+          <w:b/>
+          <w:bCs w:val="0"/>
+          <w:sz w:val="21"/>
+          <w:szCs w:val="21"/>
+        </w:rPr>
+        <w:t>项目</w:t>
+      </w:r>
+      <w:r>
+        <w:rPr>
+          <w:rFonts w:hint="eastAsia" w:ascii="宋体" w:hAnsi="宋体" w:eastAsia="宋体" w:cs="宋体"/>
+          <w:b/>
+          <w:bCs w:val="0"/>
           <w:sz w:val="21"/>
           <w:szCs w:val="21"/>
           <w:lang w:eastAsia="zh-CN"/>
         </w:rPr>
-        <w:t>，</w:t>
-      </w:r>
-      <w:r>
-        <w:rPr>
-          <w:rFonts w:hint="eastAsia" w:ascii="宋体" w:hAnsi="宋体" w:eastAsia="宋体" w:cs="宋体"/>
-          <w:bCs/>
-          <w:sz w:val="21"/>
-          <w:szCs w:val="21"/>
-        </w:rPr>
-        <w:t>负责管理后台设备管理、故障告警、商品库管理等多个模块的前后端开发工作。</w:t>
+        <w:t>核心职责与成果</w:t>
+      </w:r>
+      <w:r>
+        <w:rPr>
+          <w:rFonts w:hint="eastAsia" w:ascii="宋体" w:hAnsi="宋体" w:eastAsia="宋体" w:cs="宋体"/>
+          <w:bCs/>
+          <w:sz w:val="21"/>
+          <w:szCs w:val="21"/>
+        </w:rPr>
+        <w:t xml:space="preserve">： </w:t>
+      </w:r>
+    </w:p>
+    <w:p>
+      <w:pPr>
+        <w:numPr>
+          <w:ilvl w:val="0"/>
+          <w:numId w:val="4"/>
+        </w:numPr>
+        <w:tabs>
+          <w:tab w:val="left" w:pos="1740"/>
+        </w:tabs>
+        <w:spacing w:line="244" w:lineRule="exact"/>
+        <w:rPr>
+          <w:rFonts w:hint="eastAsia" w:ascii="宋体" w:hAnsi="宋体" w:eastAsia="宋体" w:cs="宋体"/>
+          <w:b/>
+          <w:bCs w:val="0"/>
+          <w:sz w:val="21"/>
+          <w:szCs w:val="21"/>
+          <w:lang w:val="en-US" w:eastAsia="zh-CN"/>
+        </w:rPr>
+      </w:pPr>
+      <w:r>
+        <w:rPr>
+          <w:rFonts w:hint="eastAsia" w:ascii="宋体" w:hAnsi="宋体" w:eastAsia="宋体" w:cs="宋体"/>
+          <w:b/>
+          <w:bCs w:val="0"/>
+          <w:sz w:val="21"/>
+          <w:szCs w:val="21"/>
+          <w:lang w:val="en-US" w:eastAsia="zh-CN"/>
+        </w:rPr>
+        <w:t>独立负责广告管理模块开发工作</w:t>
+      </w:r>
+    </w:p>
+    <w:p>
+      <w:pPr>
+        <w:numPr>
+          <w:numId w:val="0"/>
+        </w:numPr>
+        <w:tabs>
+          <w:tab w:val="left" w:pos="1740"/>
+        </w:tabs>
+        <w:spacing w:line="244" w:lineRule="exact"/>
+        <w:rPr>
+          <w:rFonts w:hint="eastAsia" w:ascii="宋体" w:hAnsi="宋体" w:eastAsia="宋体" w:cs="宋体"/>
+          <w:b w:val="0"/>
+          <w:bCs/>
+          <w:sz w:val="21"/>
+          <w:szCs w:val="21"/>
+          <w:lang w:val="en-US" w:eastAsia="zh-CN"/>
+        </w:rPr>
+      </w:pPr>
+      <w:r>
+        <w:rPr>
+          <w:rFonts w:hint="eastAsia" w:ascii="宋体" w:hAnsi="宋体" w:eastAsia="宋体" w:cs="宋体"/>
+          <w:b/>
+          <w:bCs w:val="0"/>
+          <w:sz w:val="21"/>
+          <w:szCs w:val="21"/>
+          <w:lang w:val="en-US" w:eastAsia="zh-CN"/>
+        </w:rPr>
+        <w:t xml:space="preserve">   </w:t>
+      </w:r>
+      <w:r>
+        <w:rPr>
+          <w:rFonts w:hint="eastAsia" w:ascii="宋体" w:hAnsi="宋体" w:eastAsia="宋体" w:cs="宋体"/>
+          <w:b w:val="0"/>
+          <w:bCs/>
+          <w:sz w:val="21"/>
+          <w:szCs w:val="21"/>
+          <w:lang w:val="en-US" w:eastAsia="zh-CN"/>
+        </w:rPr>
+        <w:t>负责后台广告模块上传、投放功能开发和智能零售机器大屏轮播功能开发，商户可以在管理后台，向智能零售无人售货机投放广告。</w:t>
+      </w:r>
+    </w:p>
+    <w:p>
+      <w:pPr>
+        <w:numPr>
+          <w:ilvl w:val="0"/>
+          <w:numId w:val="4"/>
+        </w:numPr>
+        <w:tabs>
+          <w:tab w:val="left" w:pos="1740"/>
+        </w:tabs>
+        <w:spacing w:line="244" w:lineRule="exact"/>
+        <w:ind w:left="0" w:leftChars="0" w:firstLine="0" w:firstLineChars="0"/>
+        <w:rPr>
+          <w:rFonts w:hint="default" w:ascii="宋体" w:hAnsi="宋体" w:eastAsia="宋体" w:cs="宋体"/>
+          <w:b w:val="0"/>
+          <w:bCs/>
+          <w:sz w:val="21"/>
+          <w:szCs w:val="21"/>
+          <w:lang w:val="en-US" w:eastAsia="zh-CN"/>
+        </w:rPr>
+      </w:pPr>
+      <w:r>
+        <w:rPr>
+          <w:rFonts w:hint="eastAsia" w:ascii="宋体" w:hAnsi="宋体" w:eastAsia="宋体" w:cs="宋体"/>
+          <w:b/>
+          <w:bCs w:val="0"/>
+          <w:sz w:val="21"/>
+          <w:szCs w:val="21"/>
+          <w:lang w:val="en-US" w:eastAsia="zh-CN"/>
+        </w:rPr>
+        <w:t>负责多个模块前后端开发工作</w:t>
+      </w:r>
+    </w:p>
+    <w:p>
+      <w:pPr>
+        <w:numPr>
+          <w:numId w:val="0"/>
+        </w:numPr>
+        <w:tabs>
+          <w:tab w:val="left" w:pos="1740"/>
+        </w:tabs>
+        <w:spacing w:line="244" w:lineRule="exact"/>
+        <w:rPr>
+          <w:rFonts w:hint="default" w:ascii="宋体" w:hAnsi="宋体" w:eastAsia="宋体" w:cs="宋体"/>
+          <w:b/>
+          <w:bCs w:val="0"/>
+          <w:sz w:val="21"/>
+          <w:szCs w:val="21"/>
+          <w:lang w:val="en-US" w:eastAsia="zh-CN"/>
+        </w:rPr>
+      </w:pPr>
+      <w:r>
+        <w:rPr>
+          <w:rFonts w:hint="eastAsia" w:ascii="宋体" w:hAnsi="宋体" w:eastAsia="宋体" w:cs="宋体"/>
+          <w:b/>
+          <w:bCs w:val="0"/>
+          <w:sz w:val="21"/>
+          <w:szCs w:val="21"/>
+          <w:lang w:val="en-US" w:eastAsia="zh-CN"/>
+        </w:rPr>
+        <w:t xml:space="preserve">   </w:t>
+      </w:r>
+      <w:r>
+        <w:rPr>
+          <w:rFonts w:hint="eastAsia" w:ascii="宋体" w:hAnsi="宋体" w:eastAsia="宋体" w:cs="宋体"/>
+          <w:b w:val="0"/>
+          <w:bCs/>
+          <w:sz w:val="21"/>
+          <w:szCs w:val="21"/>
+          <w:lang w:val="en-US" w:eastAsia="zh-CN"/>
+        </w:rPr>
+        <w:t>参与智能无人售货机零售平台的设备管理、故障告警、库存管理等前后端开发工作</w:t>
       </w:r>
     </w:p>
     <w:p>
@@ -3691,20 +4039,23 @@
         <w:spacing w:line="240" w:lineRule="exact"/>
         <w:ind w:left="140"/>
         <w:rPr>
+          <w:rFonts w:hint="eastAsia" w:eastAsia="宋体"/>
           <w:sz w:val="20"/>
           <w:szCs w:val="20"/>
-        </w:rPr>
-      </w:pPr>
-      <w:r>
-        <w:rPr>
-          <w:rFonts w:ascii="宋体" w:hAnsi="宋体" w:eastAsia="宋体" w:cs="宋体"/>
+          <w:lang w:eastAsia="zh-CN"/>
+        </w:rPr>
+      </w:pPr>
+      <w:r>
+        <w:rPr>
+          <w:rFonts w:hint="eastAsia" w:ascii="宋体" w:hAnsi="宋体" w:eastAsia="宋体" w:cs="宋体"/>
           <w:b/>
           <w:bCs/>
           <w:color w:val="FFFFFF"/>
           <w:sz w:val="21"/>
           <w:szCs w:val="21"/>
-        </w:rPr>
-        <w:t>个人技能</w:t>
+          <w:lang w:eastAsia="zh-CN"/>
+        </w:rPr>
+        <w:t>专业技能</w:t>
       </w:r>
     </w:p>
     <w:p>
@@ -3722,47 +4073,216 @@
           <w:tab w:val="left" w:pos="1350"/>
         </w:tabs>
         <w:spacing w:line="256" w:lineRule="exact"/>
-        <w:ind w:left="1260" w:hanging="1260" w:hangingChars="600"/>
-        <w:rPr>
+        <w:ind w:left="1260" w:hanging="1265" w:hangingChars="600"/>
+        <w:rPr>
+          <w:rFonts w:hint="eastAsia" w:ascii="宋体" w:hAnsi="宋体" w:eastAsia="宋体" w:cs="宋体"/>
+          <w:sz w:val="21"/>
+          <w:szCs w:val="21"/>
+          <w:lang w:val="en-US" w:eastAsia="zh-CN"/>
+        </w:rPr>
+      </w:pPr>
+      <w:r>
+        <w:rPr>
+          <w:rFonts w:hint="eastAsia" w:ascii="宋体" w:hAnsi="宋体" w:eastAsia="宋体" w:cs="宋体"/>
+          <w:b/>
+          <w:bCs/>
+          <w:sz w:val="21"/>
+          <w:szCs w:val="21"/>
+          <w:lang w:val="en-US" w:eastAsia="zh-CN"/>
+        </w:rPr>
+        <w:t>后端开发</w:t>
+      </w:r>
+      <w:r>
+        <w:rPr>
+          <w:rFonts w:hint="eastAsia" w:ascii="宋体" w:hAnsi="宋体" w:eastAsia="宋体" w:cs="宋体"/>
+          <w:sz w:val="21"/>
+          <w:szCs w:val="21"/>
+          <w:lang w:val="en-US" w:eastAsia="zh-CN"/>
+        </w:rPr>
+        <w:t>：熟练掌握Golang、Java、Python，具备独立系统设计和开发能力。</w:t>
+      </w:r>
+    </w:p>
+    <w:p>
+      <w:pPr>
+        <w:numPr>
+          <w:ilvl w:val="0"/>
+          <w:numId w:val="0"/>
+        </w:numPr>
+        <w:tabs>
+          <w:tab w:val="left" w:pos="1740"/>
+        </w:tabs>
+        <w:spacing w:line="244" w:lineRule="exact"/>
+        <w:rPr>
+          <w:rFonts w:hint="eastAsia" w:ascii="宋体" w:hAnsi="宋体" w:eastAsia="宋体" w:cs="宋体"/>
+          <w:sz w:val="21"/>
+          <w:szCs w:val="21"/>
+          <w:lang w:val="en-US" w:eastAsia="zh-CN"/>
+        </w:rPr>
+      </w:pPr>
+      <w:r>
+        <w:rPr>
+          <w:rFonts w:hint="eastAsia" w:ascii="宋体" w:hAnsi="宋体" w:eastAsia="宋体" w:cs="宋体"/>
+          <w:b/>
+          <w:bCs w:val="0"/>
+          <w:sz w:val="21"/>
+          <w:szCs w:val="21"/>
+          <w:lang w:val="en-US" w:eastAsia="zh-CN"/>
+        </w:rPr>
+        <w:t>云原生开发与运维</w:t>
+      </w:r>
+      <w:r>
+        <w:rPr>
+          <w:rFonts w:hint="eastAsia" w:ascii="宋体" w:hAnsi="宋体" w:eastAsia="宋体" w:cs="宋体"/>
+          <w:bCs/>
+          <w:sz w:val="21"/>
+          <w:szCs w:val="21"/>
+          <w:lang w:val="en-US" w:eastAsia="zh-CN"/>
+        </w:rPr>
+        <w:t>：</w:t>
+      </w:r>
+      <w:r>
+        <w:rPr>
+          <w:rFonts w:hint="eastAsia" w:ascii="宋体" w:hAnsi="宋体" w:eastAsia="宋体" w:cs="宋体"/>
+          <w:sz w:val="21"/>
+          <w:szCs w:val="21"/>
+          <w:lang w:val="en-US" w:eastAsia="zh-CN"/>
+        </w:rPr>
+        <w:t>熟悉Kubernetes原理，具备Operator二次开发、Helm Chart部署应用，运维助手Agent开发实践经验。</w:t>
+      </w:r>
+    </w:p>
+    <w:p>
+      <w:pPr>
+        <w:numPr>
+          <w:ilvl w:val="0"/>
+          <w:numId w:val="0"/>
+        </w:numPr>
+        <w:tabs>
+          <w:tab w:val="left" w:pos="1740"/>
+        </w:tabs>
+        <w:spacing w:line="244" w:lineRule="exact"/>
+        <w:rPr>
+          <w:rFonts w:hint="default" w:ascii="宋体" w:hAnsi="宋体" w:eastAsia="宋体" w:cs="宋体"/>
+          <w:sz w:val="21"/>
+          <w:szCs w:val="21"/>
+          <w:lang w:val="en-US" w:eastAsia="zh-CN"/>
+        </w:rPr>
+      </w:pPr>
+      <w:r>
+        <w:rPr>
+          <w:rFonts w:hint="eastAsia" w:ascii="宋体" w:hAnsi="宋体" w:eastAsia="宋体" w:cs="宋体"/>
+          <w:b/>
+          <w:bCs w:val="0"/>
+          <w:sz w:val="21"/>
+          <w:szCs w:val="21"/>
+          <w:lang w:val="en-US" w:eastAsia="zh-CN"/>
+        </w:rPr>
+        <w:t>AI与开发提效</w:t>
+      </w:r>
+      <w:r>
+        <w:rPr>
+          <w:rFonts w:hint="eastAsia" w:ascii="宋体" w:hAnsi="宋体" w:eastAsia="宋体" w:cs="宋体"/>
+          <w:bCs/>
+          <w:sz w:val="21"/>
+          <w:szCs w:val="21"/>
+          <w:lang w:val="en-US" w:eastAsia="zh-CN"/>
+        </w:rPr>
+        <w:t>：熟悉MCP（Model Context Protocol）编程,具有AI辅助变成落地经验（Cursor + spec-kit端到端经验）</w:t>
+      </w:r>
+    </w:p>
+    <w:p>
+      <w:pPr>
+        <w:spacing w:line="240" w:lineRule="exact"/>
+        <w:ind w:left="140"/>
+        <w:rPr>
+          <w:rFonts w:ascii="宋体" w:hAnsi="宋体" w:eastAsia="宋体" w:cs="宋体"/>
+          <w:b/>
+          <w:bCs/>
+          <w:color w:val="FFFFFF"/>
+          <w:sz w:val="21"/>
+          <w:szCs w:val="21"/>
+        </w:rPr>
+      </w:pPr>
+      <w:r>
+        <w:rPr>
+          <w:sz w:val="24"/>
+          <w:szCs w:val="24"/>
+        </w:rPr>
+        <w:drawing>
+          <wp:anchor distT="0" distB="0" distL="114300" distR="114300" simplePos="0" relativeHeight="251668480" behindDoc="1" locked="0" layoutInCell="0" allowOverlap="1">
+            <wp:simplePos x="0" y="0"/>
+            <wp:positionH relativeFrom="column">
+              <wp:posOffset>0</wp:posOffset>
+            </wp:positionH>
+            <wp:positionV relativeFrom="paragraph">
+              <wp:posOffset>78740</wp:posOffset>
+            </wp:positionV>
+            <wp:extent cx="6310630" cy="299085"/>
+            <wp:effectExtent l="0" t="0" r="13970" b="5715"/>
+            <wp:wrapNone/>
+            <wp:docPr id="9" name="Picture 5"/>
+            <wp:cNvGraphicFramePr>
+              <a:graphicFrameLocks xmlns:a="http://schemas.openxmlformats.org/drawingml/2006/main" noChangeAspect="1"/>
+            </wp:cNvGraphicFramePr>
+            <a:graphic xmlns:a="http://schemas.openxmlformats.org/drawingml/2006/main">
+              <a:graphicData uri="http://schemas.openxmlformats.org/drawingml/2006/picture">
+                <pic:pic xmlns:pic="http://schemas.openxmlformats.org/drawingml/2006/picture">
+                  <pic:nvPicPr>
+                    <pic:cNvPr id="9" name="Picture 5"/>
+                    <pic:cNvPicPr>
+                      <a:picLocks noChangeAspect="1" noChangeArrowheads="1"/>
+                    </pic:cNvPicPr>
+                  </pic:nvPicPr>
+                  <pic:blipFill>
+                    <a:blip r:embed="rId9"/>
+                    <a:srcRect/>
+                    <a:stretch>
+                      <a:fillRect/>
+                    </a:stretch>
+                  </pic:blipFill>
+                  <pic:spPr>
+                    <a:xfrm>
+                      <a:off x="0" y="0"/>
+                      <a:ext cx="6310800" cy="298800"/>
+                    </a:xfrm>
+                    <a:prstGeom prst="rect">
+                      <a:avLst/>
+                    </a:prstGeom>
+                    <a:noFill/>
+                  </pic:spPr>
+                </pic:pic>
+              </a:graphicData>
+            </a:graphic>
+          </wp:anchor>
+        </w:drawing>
+      </w:r>
+    </w:p>
+    <w:p>
+      <w:pPr>
+        <w:spacing w:line="240" w:lineRule="exact"/>
+        <w:ind w:left="140"/>
+        <w:rPr>
+          <w:rFonts w:hint="eastAsia" w:eastAsia="宋体"/>
           <w:sz w:val="20"/>
           <w:szCs w:val="20"/>
-        </w:rPr>
-      </w:pPr>
-      <w:r>
-        <w:rPr>
-          <w:rFonts w:ascii="宋体" w:hAnsi="宋体" w:eastAsia="宋体" w:cs="宋体"/>
-          <w:sz w:val="21"/>
-          <w:szCs w:val="21"/>
-        </w:rPr>
-        <w:t>英语能力：</w:t>
-      </w:r>
-      <w:r>
-        <w:rPr>
-          <w:rFonts w:hint="eastAsia" w:ascii="宋体" w:hAnsi="宋体" w:eastAsia="宋体" w:cs="宋体"/>
-          <w:sz w:val="21"/>
-          <w:szCs w:val="21"/>
-        </w:rPr>
-        <w:t>顺利通过CET6，</w:t>
-      </w:r>
-      <w:r>
-        <w:rPr>
-          <w:rFonts w:ascii="宋体" w:hAnsi="宋体" w:eastAsia="宋体" w:cs="宋体"/>
-          <w:sz w:val="21"/>
-          <w:szCs w:val="21"/>
-        </w:rPr>
-        <w:t>具备良好的英语听、说、读、写能力；</w:t>
-      </w:r>
-      <w:r>
-        <w:rPr>
-          <w:sz w:val="20"/>
-          <w:szCs w:val="20"/>
-        </w:rPr>
-        <w:t xml:space="preserve"> </w:t>
-      </w:r>
-    </w:p>
-    <w:p>
-      <w:pPr>
-        <w:spacing w:line="89" w:lineRule="exact"/>
+          <w:lang w:eastAsia="zh-CN"/>
+        </w:rPr>
+      </w:pPr>
+      <w:r>
+        <w:rPr>
+          <w:rFonts w:hint="eastAsia" w:ascii="宋体" w:hAnsi="宋体" w:eastAsia="宋体" w:cs="宋体"/>
+          <w:b/>
+          <w:bCs/>
+          <w:color w:val="FFFFFF"/>
+          <w:sz w:val="21"/>
+          <w:szCs w:val="21"/>
+          <w:lang w:eastAsia="zh-CN"/>
+        </w:rPr>
+        <w:t>资格证书</w:t>
+      </w:r>
+    </w:p>
+    <w:p>
+      <w:pPr>
+        <w:spacing w:line="239" w:lineRule="exact"/>
         <w:rPr>
           <w:sz w:val="24"/>
           <w:szCs w:val="24"/>
@@ -3771,45 +4291,34 @@
     </w:p>
     <w:p>
       <w:pPr>
-        <w:spacing w:line="268" w:lineRule="exact"/>
+        <w:tabs>
+          <w:tab w:val="left" w:pos="1350"/>
+        </w:tabs>
+        <w:spacing w:line="256" w:lineRule="exact"/>
         <w:ind w:left="1260" w:hanging="1260" w:hangingChars="600"/>
         <w:rPr>
+          <w:rFonts w:hint="default" w:ascii="宋体" w:hAnsi="宋体" w:eastAsia="宋体" w:cs="宋体"/>
+          <w:sz w:val="21"/>
+          <w:szCs w:val="21"/>
+          <w:lang w:val="en-US" w:eastAsia="zh-CN"/>
+        </w:rPr>
+      </w:pPr>
+      <w:r>
+        <w:rPr>
+          <w:rFonts w:hint="eastAsia" w:ascii="宋体" w:hAnsi="宋体" w:eastAsia="宋体" w:cs="宋体"/>
+          <w:sz w:val="21"/>
+          <w:szCs w:val="21"/>
+          <w:lang w:val="en-US" w:eastAsia="zh-CN"/>
+        </w:rPr>
+        <w:t>CET6、</w:t>
+      </w:r>
+      <w:r>
+        <w:rPr>
           <w:rFonts w:ascii="宋体" w:hAnsi="宋体" w:eastAsia="宋体" w:cs="宋体"/>
           <w:sz w:val="21"/>
           <w:szCs w:val="21"/>
         </w:rPr>
-      </w:pPr>
-      <w:r>
-        <w:rPr>
-          <w:rFonts w:ascii="宋体" w:hAnsi="宋体" w:eastAsia="宋体" w:cs="宋体"/>
-          <w:sz w:val="21"/>
-          <w:szCs w:val="21"/>
-        </w:rPr>
-        <w:t>计算机能力：通过计算机二级（</w:t>
-      </w:r>
-      <w:r>
-        <w:rPr>
-          <w:rFonts w:eastAsia="Times New Roman"/>
-          <w:sz w:val="21"/>
-          <w:szCs w:val="21"/>
-        </w:rPr>
-        <w:t>C</w:t>
-      </w:r>
-      <w:r>
-        <w:rPr>
-          <w:rFonts w:ascii="宋体" w:hAnsi="宋体" w:eastAsia="宋体" w:cs="宋体"/>
-          <w:sz w:val="21"/>
-          <w:szCs w:val="21"/>
-        </w:rPr>
-        <w:t>语言）等级考试</w:t>
-      </w:r>
-      <w:r>
-        <w:rPr>
-          <w:rFonts w:hint="eastAsia" w:ascii="宋体" w:hAnsi="宋体" w:eastAsia="宋体" w:cs="宋体"/>
-          <w:sz w:val="21"/>
-          <w:szCs w:val="21"/>
-        </w:rPr>
-        <w:t>；</w:t>
+        <w:t>计算机二级</w:t>
       </w:r>
     </w:p>
     <w:p>
@@ -3841,6 +4350,18 @@
 <file path=word/numbering.xml><?xml version="1.0" encoding="utf-8"?>
 <w:numbering xmlns:wpc="http://schemas.microsoft.com/office/word/2010/wordprocessingCanvas" xmlns:mc="http://schemas.openxmlformats.org/markup-compatibility/2006" xmlns:o="urn:schemas-microsoft-com:office:office" xmlns:r="http://schemas.openxmlformats.org/officeDocument/2006/relationships" xmlns:m="http://schemas.openxmlformats.org/officeDocument/2006/math" xmlns:v="urn:schemas-microsoft-com:vml" xmlns:wp14="http://schemas.microsoft.com/office/word/2010/wordprocessingDrawing" xmlns:wp="http://schemas.openxmlformats.org/drawingml/2006/wordprocessingDrawing" xmlns:w10="urn:schemas-microsoft-com:office:word" xmlns:w="http://schemas.openxmlformats.org/wordprocessingml/2006/main" xmlns:w14="http://schemas.microsoft.com/office/word/2010/wordml" xmlns:wpg="http://schemas.microsoft.com/office/word/2010/wordprocessingGroup" xmlns:wpi="http://schemas.microsoft.com/office/word/2010/wordprocessingInk" xmlns:wne="http://schemas.microsoft.com/office/word/2006/wordml" xmlns:wps="http://schemas.microsoft.com/office/word/2010/wordprocessingShape" xmlns:wpsCustomData="http://www.wps.cn/officeDocument/2013/wpsCustomData" mc:Ignorable="w14 wp14">
   <w:abstractNum w:abstractNumId="0">
+    <w:nsid w:val="A3D0DFA9"/>
+    <w:multiLevelType w:val="singleLevel"/>
+    <w:tmpl w:val="A3D0DFA9"/>
+    <w:lvl w:ilvl="0" w:tentative="0">
+      <w:start w:val="1"/>
+      <w:numFmt w:val="decimal"/>
+      <w:suff w:val="nothing"/>
+      <w:lvlText w:val="%1、"/>
+      <w:lvlJc w:val="left"/>
+    </w:lvl>
+  </w:abstractNum>
+  <w:abstractNum w:abstractNumId="1">
     <w:nsid w:val="D85AFC17"/>
     <w:multiLevelType w:val="singleLevel"/>
     <w:tmpl w:val="D85AFC17"/>
@@ -3852,7 +4373,7 @@
       <w:lvlJc w:val="left"/>
     </w:lvl>
   </w:abstractNum>
-  <w:abstractNum w:abstractNumId="1">
+  <w:abstractNum w:abstractNumId="2">
     <w:nsid w:val="E52B07FA"/>
     <w:multiLevelType w:val="singleLevel"/>
     <w:tmpl w:val="E52B07FA"/>
@@ -3864,7 +4385,7 @@
       <w:lvlJc w:val="left"/>
     </w:lvl>
   </w:abstractNum>
-  <w:abstractNum w:abstractNumId="2">
+  <w:abstractNum w:abstractNumId="3">
     <w:nsid w:val="39B9C69B"/>
     <w:multiLevelType w:val="singleLevel"/>
     <w:tmpl w:val="39B9C69B"/>
@@ -3877,13 +4398,16 @@
     </w:lvl>
   </w:abstractNum>
   <w:num w:numId="1">
+    <w:abstractNumId w:val="3"/>
+  </w:num>
+  <w:num w:numId="2">
+    <w:abstractNumId w:val="1"/>
+  </w:num>
+  <w:num w:numId="3">
     <w:abstractNumId w:val="2"/>
   </w:num>
-  <w:num w:numId="2">
+  <w:num w:numId="4">
     <w:abstractNumId w:val="0"/>
-  </w:num>
-  <w:num w:numId="3">
-    <w:abstractNumId w:val="1"/>
   </w:num>
 </w:numbering>
 </file>

--- a/何翔_个人简历 .docx
+++ b/何翔_个人简历 .docx
@@ -824,29 +824,85 @@
           <w:sz w:val="21"/>
           <w:szCs w:val="21"/>
         </w:rPr>
-        <w:t>有独立开发能力</w:t>
+        <w:t>具备独立系统设计与开发能力，可完成从需求分析到系统落地的全流程开发工作。</w:t>
       </w:r>
     </w:p>
     <w:p>
       <w:pPr>
         <w:numPr>
-          <w:numId w:val="0"/>
+          <w:ilvl w:val="0"/>
+          <w:numId w:val="1"/>
         </w:numPr>
         <w:spacing w:after="48" w:afterLines="20" w:line="272" w:lineRule="exact"/>
-        <w:ind w:right="79" w:rightChars="0"/>
-        <w:rPr>
-          <w:rFonts w:hint="eastAsia" w:ascii="宋体" w:hAnsi="宋体" w:eastAsia="宋体" w:cs="宋体"/>
-          <w:sz w:val="21"/>
-          <w:szCs w:val="21"/>
-        </w:rPr>
-      </w:pPr>
-      <w:r>
-        <w:rPr>
-          <w:rFonts w:hint="eastAsia" w:ascii="宋体" w:hAnsi="宋体" w:eastAsia="宋体" w:cs="宋体"/>
-          <w:sz w:val="21"/>
-          <w:szCs w:val="21"/>
-        </w:rPr>
-        <w:t>2、平时热爱学习新技术</w:t>
+        <w:ind w:left="0" w:leftChars="0" w:right="79" w:rightChars="0" w:firstLine="0" w:firstLineChars="0"/>
+        <w:rPr>
+          <w:rFonts w:hint="eastAsia" w:ascii="宋体" w:hAnsi="宋体" w:eastAsia="宋体" w:cs="宋体"/>
+          <w:sz w:val="21"/>
+          <w:szCs w:val="21"/>
+        </w:rPr>
+      </w:pPr>
+      <w:r>
+        <w:rPr>
+          <w:rFonts w:hint="eastAsia" w:ascii="宋体" w:hAnsi="宋体" w:eastAsia="宋体" w:cs="宋体"/>
+          <w:sz w:val="21"/>
+          <w:szCs w:val="21"/>
+        </w:rPr>
+        <w:t>持续关注并学习云原生、AI辅助开发等前沿技术，具备较强的技术敏感性与学习能力。</w:t>
+      </w:r>
+    </w:p>
+    <w:p>
+      <w:pPr>
+        <w:numPr>
+          <w:ilvl w:val="0"/>
+          <w:numId w:val="1"/>
+        </w:numPr>
+        <w:spacing w:after="48" w:afterLines="20" w:line="272" w:lineRule="exact"/>
+        <w:ind w:left="0" w:leftChars="0" w:right="79" w:rightChars="0" w:firstLine="0" w:firstLineChars="0"/>
+        <w:rPr>
+          <w:rFonts w:hint="eastAsia" w:ascii="宋体" w:hAnsi="宋体" w:eastAsia="宋体" w:cs="宋体"/>
+          <w:sz w:val="21"/>
+          <w:szCs w:val="21"/>
+        </w:rPr>
+      </w:pPr>
+      <w:r>
+        <w:rPr>
+          <w:rFonts w:hint="eastAsia" w:ascii="宋体" w:hAnsi="宋体" w:eastAsia="宋体" w:cs="宋体"/>
+          <w:sz w:val="21"/>
+          <w:szCs w:val="21"/>
+        </w:rPr>
+        <w:t>熟悉微服务架构与容器化部署，具备高并发、分布式系统开发经验。</w:t>
+      </w:r>
+    </w:p>
+    <w:p>
+      <w:pPr>
+        <w:numPr>
+          <w:ilvl w:val="0"/>
+          <w:numId w:val="1"/>
+        </w:numPr>
+        <w:spacing w:after="48" w:afterLines="20" w:line="272" w:lineRule="exact"/>
+        <w:ind w:left="0" w:leftChars="0" w:right="79" w:rightChars="0" w:firstLine="0" w:firstLineChars="0"/>
+        <w:rPr>
+          <w:rFonts w:hint="eastAsia" w:ascii="宋体" w:hAnsi="宋体" w:eastAsia="宋体" w:cs="宋体"/>
+          <w:sz w:val="21"/>
+          <w:szCs w:val="21"/>
+        </w:rPr>
+      </w:pPr>
+      <w:r>
+        <w:rPr>
+          <w:rFonts w:hint="eastAsia" w:ascii="宋体" w:hAnsi="宋体" w:eastAsia="宋体" w:cs="宋体"/>
+          <w:sz w:val="21"/>
+          <w:szCs w:val="21"/>
+        </w:rPr>
+        <w:t>具备良好的团队协作与沟通能力，能够快速融入团队并推动项目进展</w:t>
+      </w:r>
+      <w:r>
+        <w:rPr>
+          <w:rFonts w:hint="eastAsia" w:ascii="宋体" w:hAnsi="宋体" w:eastAsia="宋体" w:cs="宋体"/>
+          <w:sz w:val="21"/>
+          <w:szCs w:val="21"/>
+          <w:lang w:eastAsia="zh-CN"/>
+        </w:rPr>
+        <w:t>。</w:t>
       </w:r>
     </w:p>
     <w:p>
@@ -1755,19 +1811,7 @@
           <w:szCs w:val="21"/>
           <w:lang w:val="en-US" w:eastAsia="zh-CN"/>
         </w:rPr>
-        <w:t xml:space="preserve">   2）支持shell、python、二进制文件等多</w:t>
-      </w:r>
-      <w:bookmarkStart w:id="0" w:name="_GoBack"/>
-      <w:bookmarkEnd w:id="0"/>
-      <w:r>
-        <w:rPr>
-          <w:rFonts w:hint="eastAsia" w:ascii="宋体" w:hAnsi="宋体" w:eastAsia="宋体" w:cs="宋体"/>
-          <w:bCs/>
-          <w:sz w:val="21"/>
-          <w:szCs w:val="21"/>
-          <w:lang w:val="en-US" w:eastAsia="zh-CN"/>
-        </w:rPr>
-        <w:t>种脚本类型，并可配置超时时间、执行位置（堡垒机/lcm容器）等</w:t>
+        <w:t xml:space="preserve">   2）支持shell、python、二进制文件等多种脚本类型，并可配置超时时间、执行位置（堡垒机/lcm容器）等</w:t>
       </w:r>
     </w:p>
     <w:p>
@@ -2995,7 +3039,7 @@
           <w:szCs w:val="21"/>
           <w:lang w:val="en-US" w:eastAsia="zh-CN"/>
         </w:rPr>
-        <w:t>：设计并实现了完整的PM数据清洗流程，包括数据的解析、转换和入库等核心功能</w:t>
+        <w:t>：设计并实现了完整的PM数据清洗流程，包括数据的解析、聚合和入库等核心功能</w:t>
       </w:r>
     </w:p>
     <w:p>
@@ -3009,8 +3053,8 @@
         <w:spacing w:line="244" w:lineRule="exact"/>
         <w:rPr>
           <w:rFonts w:hint="eastAsia" w:ascii="宋体" w:hAnsi="宋体" w:eastAsia="宋体" w:cs="宋体"/>
-          <w:b/>
-          <w:bCs w:val="0"/>
+          <w:b w:val="0"/>
+          <w:bCs/>
           <w:sz w:val="21"/>
           <w:szCs w:val="21"/>
           <w:lang w:val="en-US" w:eastAsia="zh-CN"/>
@@ -3035,7 +3079,7 @@
           <w:szCs w:val="21"/>
           <w:lang w:val="en-US" w:eastAsia="zh-CN"/>
         </w:rPr>
-        <w:t>实现KPI计算框架</w:t>
+        <w:t>实现关键性能指标（KPI）计算框架</w:t>
       </w:r>
       <w:r>
         <w:rPr>
@@ -3050,13 +3094,65 @@
       <w:r>
         <w:rPr>
           <w:rFonts w:hint="eastAsia" w:ascii="宋体" w:hAnsi="宋体" w:eastAsia="宋体" w:cs="宋体"/>
-          <w:b/>
-          <w:bCs w:val="0"/>
+          <w:b w:val="0"/>
+          <w:bCs/>
           <w:sz w:val="21"/>
           <w:szCs w:val="21"/>
           <w:lang w:val="en-US" w:eastAsia="zh-CN"/>
         </w:rPr>
         <w:t>自定义计算规则</w:t>
+      </w:r>
+    </w:p>
+    <w:p>
+      <w:pPr>
+        <w:numPr>
+          <w:numId w:val="0"/>
+        </w:numPr>
+        <w:tabs>
+          <w:tab w:val="left" w:pos="1740"/>
+        </w:tabs>
+        <w:spacing w:line="244" w:lineRule="exact"/>
+        <w:rPr>
+          <w:rFonts w:hint="default" w:ascii="宋体" w:hAnsi="宋体" w:eastAsia="宋体" w:cs="宋体"/>
+          <w:b w:val="0"/>
+          <w:bCs/>
+          <w:sz w:val="21"/>
+          <w:szCs w:val="21"/>
+          <w:lang w:val="en-US" w:eastAsia="zh-CN"/>
+        </w:rPr>
+      </w:pPr>
+      <w:r>
+        <w:rPr>
+          <w:rFonts w:hint="eastAsia" w:ascii="宋体" w:hAnsi="宋体" w:eastAsia="宋体" w:cs="宋体"/>
+          <w:b w:val="0"/>
+          <w:bCs/>
+          <w:sz w:val="21"/>
+          <w:szCs w:val="21"/>
+          <w:lang w:val="en-US" w:eastAsia="zh-CN"/>
+        </w:rPr>
+        <w:t xml:space="preserve">  </w:t>
+      </w:r>
+      <w:r>
+        <w:rPr>
+          <w:rFonts w:hint="eastAsia" w:ascii="宋体" w:hAnsi="宋体" w:eastAsia="宋体" w:cs="宋体"/>
+          <w:b/>
+          <w:bCs w:val="0"/>
+          <w:sz w:val="21"/>
+          <w:szCs w:val="21"/>
+          <w:lang w:val="en-US" w:eastAsia="zh-CN"/>
+        </w:rPr>
+        <w:t>支持时间维度聚合功能</w:t>
+      </w:r>
+      <w:r>
+        <w:rPr>
+          <w:rFonts w:hint="eastAsia" w:ascii="宋体" w:hAnsi="宋体" w:eastAsia="宋体" w:cs="宋体"/>
+          <w:b w:val="0"/>
+          <w:bCs/>
+          <w:sz w:val="21"/>
+          <w:szCs w:val="21"/>
+          <w:lang w:val="en-US" w:eastAsia="zh-CN"/>
+        </w:rPr>
+        <w:t>：对原始网元性能数据进行按照15分钟或小时粒度的时间窗口进行聚合</w:t>
       </w:r>
     </w:p>
     <w:p>
@@ -3113,6 +3209,37 @@
         <w:ind w:left="0" w:leftChars="0" w:firstLine="0" w:firstLineChars="0"/>
         <w:rPr>
           <w:rFonts w:hint="eastAsia" w:ascii="宋体" w:hAnsi="宋体" w:eastAsia="宋体" w:cs="宋体"/>
+          <w:b/>
+          <w:bCs w:val="0"/>
+          <w:sz w:val="21"/>
+          <w:szCs w:val="21"/>
+          <w:lang w:val="en-US" w:eastAsia="zh-CN"/>
+        </w:rPr>
+      </w:pPr>
+      <w:r>
+        <w:rPr>
+          <w:rFonts w:hint="eastAsia" w:ascii="宋体" w:hAnsi="宋体" w:eastAsia="宋体" w:cs="宋体"/>
+          <w:b/>
+          <w:bCs w:val="0"/>
+          <w:sz w:val="21"/>
+          <w:szCs w:val="21"/>
+          <w:lang w:val="en-US" w:eastAsia="zh-CN"/>
+        </w:rPr>
+        <w:t>设计实现算法文件动态生成与提交功能</w:t>
+      </w:r>
+    </w:p>
+    <w:p>
+      <w:pPr>
+        <w:numPr>
+          <w:numId w:val="0"/>
+        </w:numPr>
+        <w:tabs>
+          <w:tab w:val="left" w:pos="1740"/>
+        </w:tabs>
+        <w:spacing w:line="244" w:lineRule="exact"/>
+        <w:ind w:left="357" w:leftChars="0" w:hanging="357" w:hangingChars="170"/>
+        <w:rPr>
+          <w:rFonts w:hint="default" w:ascii="宋体" w:hAnsi="宋体" w:eastAsia="宋体" w:cs="宋体"/>
           <w:b w:val="0"/>
           <w:bCs/>
           <w:sz w:val="21"/>
@@ -3123,24 +3250,382 @@
       <w:r>
         <w:rPr>
           <w:rFonts w:hint="eastAsia" w:ascii="宋体" w:hAnsi="宋体" w:eastAsia="宋体" w:cs="宋体"/>
-          <w:b/>
-          <w:bCs w:val="0"/>
-          <w:sz w:val="21"/>
-          <w:szCs w:val="21"/>
-          <w:lang w:val="en-US" w:eastAsia="zh-CN"/>
-        </w:rPr>
-        <w:t>任务调度系统设计</w:t>
-      </w:r>
-      <w:r>
-        <w:rPr>
-          <w:rFonts w:hint="eastAsia" w:ascii="宋体" w:hAnsi="宋体" w:eastAsia="宋体" w:cs="宋体"/>
           <w:b w:val="0"/>
           <w:bCs/>
           <w:sz w:val="21"/>
           <w:szCs w:val="21"/>
           <w:lang w:val="en-US" w:eastAsia="zh-CN"/>
         </w:rPr>
-        <w:t xml:space="preserve"> </w:t>
+        <w:t xml:space="preserve">   </w:t>
+      </w:r>
+      <w:r>
+        <w:rPr>
+          <w:rFonts w:hint="eastAsia" w:ascii="宋体" w:hAnsi="宋体" w:eastAsia="宋体" w:cs="宋体"/>
+          <w:b/>
+          <w:bCs w:val="0"/>
+          <w:sz w:val="21"/>
+          <w:szCs w:val="21"/>
+          <w:lang w:val="en-US" w:eastAsia="zh-CN"/>
+        </w:rPr>
+        <w:t>算法文件动态生成与提交</w:t>
+      </w:r>
+      <w:r>
+        <w:rPr>
+          <w:rFonts w:hint="eastAsia" w:ascii="宋体" w:hAnsi="宋体" w:eastAsia="宋体" w:cs="宋体"/>
+          <w:b w:val="0"/>
+          <w:bCs/>
+          <w:sz w:val="21"/>
+          <w:szCs w:val="21"/>
+          <w:lang w:val="en-US" w:eastAsia="zh-CN"/>
+        </w:rPr>
+        <w:t>：根据下发任务动态合并生成数据清洗算法文件，并提交Saturn计算引擎，通过优化，性能提升3倍左右</w:t>
+      </w:r>
+    </w:p>
+    <w:p>
+      <w:pPr>
+        <w:numPr>
+          <w:numId w:val="0"/>
+        </w:numPr>
+        <w:tabs>
+          <w:tab w:val="left" w:pos="1740"/>
+        </w:tabs>
+        <w:spacing w:line="244" w:lineRule="exact"/>
+        <w:ind w:left="357" w:leftChars="0" w:hanging="357" w:hangingChars="170"/>
+        <w:rPr>
+          <w:rFonts w:hint="eastAsia" w:ascii="宋体" w:hAnsi="宋体" w:eastAsia="宋体" w:cs="宋体"/>
+          <w:b w:val="0"/>
+          <w:bCs/>
+          <w:sz w:val="21"/>
+          <w:szCs w:val="21"/>
+          <w:lang w:val="en-US" w:eastAsia="zh-CN"/>
+        </w:rPr>
+      </w:pPr>
+      <w:r>
+        <w:rPr>
+          <w:rFonts w:hint="eastAsia" w:ascii="宋体" w:hAnsi="宋体" w:eastAsia="宋体" w:cs="宋体"/>
+          <w:b w:val="0"/>
+          <w:bCs/>
+          <w:sz w:val="21"/>
+          <w:szCs w:val="21"/>
+          <w:lang w:val="en-US" w:eastAsia="zh-CN"/>
+        </w:rPr>
+        <w:t xml:space="preserve">   </w:t>
+      </w:r>
+      <w:r>
+        <w:rPr>
+          <w:rFonts w:hint="eastAsia" w:ascii="宋体" w:hAnsi="宋体" w:eastAsia="宋体" w:cs="宋体"/>
+          <w:b/>
+          <w:bCs w:val="0"/>
+          <w:sz w:val="21"/>
+          <w:szCs w:val="21"/>
+          <w:lang w:val="en-US" w:eastAsia="zh-CN"/>
+        </w:rPr>
+        <w:t>实现增量更新策略</w:t>
+      </w:r>
+      <w:r>
+        <w:rPr>
+          <w:rFonts w:hint="eastAsia" w:ascii="宋体" w:hAnsi="宋体" w:eastAsia="宋体" w:cs="宋体"/>
+          <w:b w:val="0"/>
+          <w:bCs/>
+          <w:sz w:val="21"/>
+          <w:szCs w:val="21"/>
+          <w:lang w:val="en-US" w:eastAsia="zh-CN"/>
+        </w:rPr>
+        <w:t>：通过对比生成的算法文件和备份算法文件的变化（对比文件的MD5值），智能判断需要提交的新文件或进行热更新，对小时任务支持整点更新，减少系统扰动。</w:t>
+      </w:r>
+    </w:p>
+    <w:p>
+      <w:pPr>
+        <w:numPr>
+          <w:numId w:val="0"/>
+        </w:numPr>
+        <w:tabs>
+          <w:tab w:val="left" w:pos="1740"/>
+        </w:tabs>
+        <w:spacing w:line="244" w:lineRule="exact"/>
+        <w:ind w:left="358" w:leftChars="0" w:hanging="358" w:hangingChars="170"/>
+        <w:rPr>
+          <w:rFonts w:hint="eastAsia" w:ascii="宋体" w:hAnsi="宋体" w:eastAsia="宋体" w:cs="宋体"/>
+          <w:b/>
+          <w:bCs w:val="0"/>
+          <w:sz w:val="21"/>
+          <w:szCs w:val="21"/>
+          <w:lang w:val="en-US" w:eastAsia="zh-CN"/>
+        </w:rPr>
+      </w:pPr>
+      <w:r>
+        <w:rPr>
+          <w:rFonts w:hint="eastAsia" w:ascii="宋体" w:hAnsi="宋体" w:eastAsia="宋体" w:cs="宋体"/>
+          <w:b/>
+          <w:bCs w:val="0"/>
+          <w:sz w:val="21"/>
+          <w:szCs w:val="21"/>
+          <w:lang w:val="en-US" w:eastAsia="zh-CN"/>
+        </w:rPr>
+        <w:t>3、消息处理系统开发</w:t>
+      </w:r>
+    </w:p>
+    <w:p>
+      <w:pPr>
+        <w:numPr>
+          <w:numId w:val="0"/>
+        </w:numPr>
+        <w:tabs>
+          <w:tab w:val="left" w:pos="1740"/>
+        </w:tabs>
+        <w:spacing w:line="244" w:lineRule="exact"/>
+        <w:ind w:left="357" w:leftChars="0" w:hanging="357" w:hangingChars="170"/>
+        <w:rPr>
+          <w:rFonts w:hint="eastAsia" w:ascii="宋体" w:hAnsi="宋体" w:eastAsia="宋体" w:cs="宋体"/>
+          <w:b w:val="0"/>
+          <w:bCs/>
+          <w:sz w:val="21"/>
+          <w:szCs w:val="21"/>
+          <w:lang w:val="en-US" w:eastAsia="zh-CN"/>
+        </w:rPr>
+      </w:pPr>
+      <w:r>
+        <w:rPr>
+          <w:rFonts w:hint="eastAsia" w:ascii="宋体" w:hAnsi="宋体" w:eastAsia="宋体" w:cs="宋体"/>
+          <w:b w:val="0"/>
+          <w:bCs/>
+          <w:sz w:val="21"/>
+          <w:szCs w:val="21"/>
+          <w:lang w:val="en-US" w:eastAsia="zh-CN"/>
+        </w:rPr>
+        <w:t xml:space="preserve">   </w:t>
+      </w:r>
+      <w:r>
+        <w:rPr>
+          <w:rFonts w:hint="eastAsia" w:ascii="宋体" w:hAnsi="宋体" w:eastAsia="宋体" w:cs="宋体"/>
+          <w:b/>
+          <w:bCs w:val="0"/>
+          <w:sz w:val="21"/>
+          <w:szCs w:val="21"/>
+          <w:lang w:val="en-US" w:eastAsia="zh-CN"/>
+        </w:rPr>
+        <w:t>Kafka消息处理框架</w:t>
+      </w:r>
+      <w:r>
+        <w:rPr>
+          <w:rFonts w:hint="eastAsia" w:ascii="宋体" w:hAnsi="宋体" w:eastAsia="宋体" w:cs="宋体"/>
+          <w:b w:val="0"/>
+          <w:bCs/>
+          <w:sz w:val="21"/>
+          <w:szCs w:val="21"/>
+          <w:lang w:val="en-US" w:eastAsia="zh-CN"/>
+        </w:rPr>
+        <w:t>：设计并实现了基于Kafka的异步消息处理框架，支持多种消息类型的处理</w:t>
+      </w:r>
+    </w:p>
+    <w:p>
+      <w:pPr>
+        <w:numPr>
+          <w:numId w:val="0"/>
+        </w:numPr>
+        <w:tabs>
+          <w:tab w:val="left" w:pos="1740"/>
+        </w:tabs>
+        <w:spacing w:line="244" w:lineRule="exact"/>
+        <w:ind w:left="357" w:leftChars="0" w:hanging="357" w:hangingChars="170"/>
+        <w:rPr>
+          <w:rFonts w:hint="eastAsia" w:ascii="宋体" w:hAnsi="宋体" w:eastAsia="宋体" w:cs="宋体"/>
+          <w:b w:val="0"/>
+          <w:bCs/>
+          <w:sz w:val="21"/>
+          <w:szCs w:val="21"/>
+          <w:lang w:val="en-US" w:eastAsia="zh-CN"/>
+        </w:rPr>
+      </w:pPr>
+      <w:r>
+        <w:rPr>
+          <w:rFonts w:hint="eastAsia" w:ascii="宋体" w:hAnsi="宋体" w:eastAsia="宋体" w:cs="宋体"/>
+          <w:b w:val="0"/>
+          <w:bCs/>
+          <w:sz w:val="21"/>
+          <w:szCs w:val="21"/>
+          <w:lang w:val="en-US" w:eastAsia="zh-CN"/>
+        </w:rPr>
+        <w:t xml:space="preserve">   </w:t>
+      </w:r>
+      <w:r>
+        <w:rPr>
+          <w:rFonts w:hint="eastAsia" w:ascii="宋体" w:hAnsi="宋体" w:eastAsia="宋体" w:cs="宋体"/>
+          <w:b/>
+          <w:bCs w:val="0"/>
+          <w:sz w:val="21"/>
+          <w:szCs w:val="21"/>
+          <w:lang w:val="en-US" w:eastAsia="zh-CN"/>
+        </w:rPr>
+        <w:t>PM模型变更监听</w:t>
+      </w:r>
+      <w:r>
+        <w:rPr>
+          <w:rFonts w:hint="eastAsia" w:ascii="宋体" w:hAnsi="宋体" w:eastAsia="宋体" w:cs="宋体"/>
+          <w:b w:val="0"/>
+          <w:bCs/>
+          <w:sz w:val="21"/>
+          <w:szCs w:val="21"/>
+          <w:lang w:val="en-US" w:eastAsia="zh-CN"/>
+        </w:rPr>
+        <w:t>：实现了PM模型变更事件的监听和处理机制，支持模型变更的实时响应</w:t>
+      </w:r>
+    </w:p>
+    <w:p>
+      <w:pPr>
+        <w:numPr>
+          <w:numId w:val="0"/>
+        </w:numPr>
+        <w:tabs>
+          <w:tab w:val="left" w:pos="1740"/>
+        </w:tabs>
+        <w:spacing w:line="244" w:lineRule="exact"/>
+        <w:ind w:left="357" w:leftChars="0" w:hanging="357" w:hangingChars="170"/>
+        <w:rPr>
+          <w:rFonts w:hint="default" w:ascii="宋体" w:hAnsi="宋体" w:eastAsia="宋体" w:cs="宋体"/>
+          <w:b w:val="0"/>
+          <w:bCs/>
+          <w:sz w:val="21"/>
+          <w:szCs w:val="21"/>
+          <w:lang w:val="en-US" w:eastAsia="zh-CN"/>
+        </w:rPr>
+      </w:pPr>
+      <w:r>
+        <w:rPr>
+          <w:rFonts w:hint="eastAsia" w:ascii="宋体" w:hAnsi="宋体" w:eastAsia="宋体" w:cs="宋体"/>
+          <w:b w:val="0"/>
+          <w:bCs/>
+          <w:sz w:val="21"/>
+          <w:szCs w:val="21"/>
+          <w:lang w:val="en-US" w:eastAsia="zh-CN"/>
+        </w:rPr>
+        <w:t xml:space="preserve">   </w:t>
+      </w:r>
+      <w:r>
+        <w:rPr>
+          <w:rFonts w:hint="eastAsia" w:ascii="宋体" w:hAnsi="宋体" w:eastAsia="宋体" w:cs="宋体"/>
+          <w:b/>
+          <w:bCs w:val="0"/>
+          <w:sz w:val="21"/>
+          <w:szCs w:val="21"/>
+          <w:lang w:val="en-US" w:eastAsia="zh-CN"/>
+        </w:rPr>
+        <w:t>消息处理器工厂模式</w:t>
+      </w:r>
+      <w:r>
+        <w:rPr>
+          <w:rFonts w:hint="eastAsia" w:ascii="宋体" w:hAnsi="宋体" w:eastAsia="宋体" w:cs="宋体"/>
+          <w:b w:val="0"/>
+          <w:bCs/>
+          <w:sz w:val="21"/>
+          <w:szCs w:val="21"/>
+          <w:lang w:val="en-US" w:eastAsia="zh-CN"/>
+        </w:rPr>
+        <w:t>：采用工厂模式实现了可扩展的消息处理器架构，便于新增消息类型处理</w:t>
+      </w:r>
+    </w:p>
+    <w:p>
+      <w:pPr>
+        <w:numPr>
+          <w:numId w:val="0"/>
+        </w:numPr>
+        <w:tabs>
+          <w:tab w:val="left" w:pos="1740"/>
+        </w:tabs>
+        <w:spacing w:line="244" w:lineRule="exact"/>
+        <w:ind w:leftChars="0"/>
+        <w:rPr>
+          <w:rFonts w:hint="eastAsia" w:ascii="宋体" w:hAnsi="宋体" w:eastAsia="宋体" w:cs="宋体"/>
+          <w:b/>
+          <w:bCs w:val="0"/>
+          <w:sz w:val="21"/>
+          <w:szCs w:val="21"/>
+          <w:lang w:val="en-US" w:eastAsia="zh-CN"/>
+        </w:rPr>
+      </w:pPr>
+      <w:r>
+        <w:rPr>
+          <w:rFonts w:hint="eastAsia" w:ascii="宋体" w:hAnsi="宋体" w:eastAsia="宋体" w:cs="宋体"/>
+          <w:b/>
+          <w:bCs w:val="0"/>
+          <w:sz w:val="21"/>
+          <w:szCs w:val="21"/>
+          <w:lang w:val="en-US" w:eastAsia="zh-CN"/>
+        </w:rPr>
+        <w:t>4、构建可扩展的任务参数校验框架</w:t>
+      </w:r>
+    </w:p>
+    <w:p>
+      <w:pPr>
+        <w:numPr>
+          <w:numId w:val="0"/>
+        </w:numPr>
+        <w:tabs>
+          <w:tab w:val="left" w:pos="1740"/>
+        </w:tabs>
+        <w:spacing w:line="244" w:lineRule="exact"/>
+        <w:ind w:left="420" w:leftChars="0" w:hanging="420" w:hangingChars="200"/>
+        <w:rPr>
+          <w:rFonts w:hint="default" w:ascii="宋体" w:hAnsi="宋体" w:eastAsia="宋体" w:cs="宋体"/>
+          <w:b w:val="0"/>
+          <w:bCs/>
+          <w:sz w:val="21"/>
+          <w:szCs w:val="21"/>
+          <w:lang w:val="en-US" w:eastAsia="zh-CN"/>
+        </w:rPr>
+      </w:pPr>
+      <w:r>
+        <w:rPr>
+          <w:rFonts w:hint="eastAsia" w:ascii="宋体" w:hAnsi="宋体" w:eastAsia="宋体" w:cs="宋体"/>
+          <w:b w:val="0"/>
+          <w:bCs/>
+          <w:sz w:val="21"/>
+          <w:szCs w:val="21"/>
+          <w:lang w:val="en-US" w:eastAsia="zh-CN"/>
+        </w:rPr>
+        <w:t xml:space="preserve">   采用责任链和建造者设计模式，设计并实现了高扩展的参数校验框架。</w:t>
+      </w:r>
+      <w:r>
+        <w:rPr>
+          <w:rFonts w:hint="eastAsia" w:ascii="宋体" w:hAnsi="宋体" w:eastAsia="宋体" w:cs="宋体"/>
+          <w:b w:val="0"/>
+          <w:bCs/>
+          <w:sz w:val="21"/>
+          <w:szCs w:val="21"/>
+          <w:lang w:val="en-US" w:eastAsia="zh-CN"/>
+        </w:rPr>
+        <w:t>大幅提升了校验逻辑的可维护性与复用性。</w:t>
+      </w:r>
+    </w:p>
+    <w:p>
+      <w:pPr>
+        <w:numPr>
+          <w:numId w:val="0"/>
+        </w:numPr>
+        <w:tabs>
+          <w:tab w:val="left" w:pos="1740"/>
+        </w:tabs>
+        <w:spacing w:line="244" w:lineRule="exact"/>
+        <w:ind w:leftChars="0"/>
+        <w:rPr>
+          <w:rFonts w:hint="eastAsia" w:ascii="宋体" w:hAnsi="宋体" w:eastAsia="宋体" w:cs="宋体"/>
+          <w:b w:val="0"/>
+          <w:bCs/>
+          <w:sz w:val="21"/>
+          <w:szCs w:val="21"/>
+          <w:lang w:val="en-US" w:eastAsia="zh-CN"/>
+        </w:rPr>
+      </w:pPr>
+      <w:r>
+        <w:rPr>
+          <w:rFonts w:hint="eastAsia" w:ascii="宋体" w:hAnsi="宋体" w:eastAsia="宋体" w:cs="宋体"/>
+          <w:b/>
+          <w:bCs w:val="0"/>
+          <w:sz w:val="21"/>
+          <w:szCs w:val="21"/>
+          <w:lang w:val="en-US" w:eastAsia="zh-CN"/>
+        </w:rPr>
+        <w:t>5、设计实现任务调度系统</w:t>
       </w:r>
     </w:p>
     <w:p>
@@ -3171,7 +3656,7 @@
           <w:szCs w:val="21"/>
           <w:lang w:val="en-US" w:eastAsia="zh-CN"/>
         </w:rPr>
-        <w:t>算法文件变更监听</w:t>
+        <w:t>定时任务管理</w:t>
       </w:r>
       <w:r>
         <w:rPr>
@@ -3183,47 +3668,6 @@
         </w:rPr>
         <w:t>：</w:t>
       </w:r>
-    </w:p>
-    <w:p>
-      <w:pPr>
-        <w:numPr>
-          <w:ilvl w:val="0"/>
-          <w:numId w:val="0"/>
-        </w:numPr>
-        <w:tabs>
-          <w:tab w:val="left" w:pos="1740"/>
-        </w:tabs>
-        <w:spacing w:line="244" w:lineRule="exact"/>
-        <w:ind w:left="315" w:leftChars="0"/>
-        <w:rPr>
-          <w:rFonts w:hint="eastAsia" w:ascii="宋体" w:hAnsi="宋体" w:eastAsia="宋体" w:cs="宋体"/>
-          <w:bCs/>
-          <w:sz w:val="21"/>
-          <w:szCs w:val="21"/>
-          <w:lang w:val="en-US" w:eastAsia="zh-CN"/>
-        </w:rPr>
-      </w:pPr>
-      <w:r>
-        <w:rPr>
-          <w:rFonts w:hint="eastAsia" w:ascii="宋体" w:hAnsi="宋体" w:eastAsia="宋体" w:cs="宋体"/>
-          <w:b/>
-          <w:bCs w:val="0"/>
-          <w:sz w:val="21"/>
-          <w:szCs w:val="21"/>
-          <w:lang w:val="en-US" w:eastAsia="zh-CN"/>
-        </w:rPr>
-        <w:t>定时任务管理</w:t>
-      </w:r>
-      <w:r>
-        <w:rPr>
-          <w:rFonts w:hint="eastAsia" w:ascii="宋体" w:hAnsi="宋体" w:eastAsia="宋体" w:cs="宋体"/>
-          <w:bCs/>
-          <w:sz w:val="21"/>
-          <w:szCs w:val="21"/>
-          <w:lang w:val="en-US" w:eastAsia="zh-CN"/>
-        </w:rPr>
-        <w:t>：</w:t>
-      </w:r>
       <w:r>
         <w:rPr>
           <w:rFonts w:hint="eastAsia" w:ascii="宋体" w:hAnsi="宋体" w:eastAsia="宋体" w:cs="宋体"/>
@@ -3234,85 +3678,6 @@
           <w:lang w:val="en-US" w:eastAsia="zh-CN"/>
         </w:rPr>
         <w:t>基于Quartz定时任务框架，实现对15分钟粒度和小时粒度数据进行定时打包和清理PVC上过期文件。</w:t>
-      </w:r>
-    </w:p>
-    <w:p>
-      <w:pPr>
-        <w:numPr>
-          <w:numId w:val="0"/>
-        </w:numPr>
-        <w:tabs>
-          <w:tab w:val="left" w:pos="1740"/>
-        </w:tabs>
-        <w:spacing w:line="244" w:lineRule="exact"/>
-        <w:ind w:left="1680" w:leftChars="0" w:hanging="1680" w:hangingChars="800"/>
-        <w:rPr>
-          <w:rFonts w:hint="default" w:ascii="宋体" w:hAnsi="宋体" w:eastAsia="宋体" w:cs="宋体"/>
-          <w:b w:val="0"/>
-          <w:bCs/>
-          <w:sz w:val="21"/>
-          <w:szCs w:val="21"/>
-          <w:lang w:val="en-US" w:eastAsia="zh-CN"/>
-        </w:rPr>
-      </w:pPr>
-    </w:p>
-    <w:p>
-      <w:pPr>
-        <w:tabs>
-          <w:tab w:val="left" w:pos="1740"/>
-        </w:tabs>
-        <w:spacing w:line="244" w:lineRule="exact"/>
-        <w:rPr>
-          <w:rFonts w:hint="eastAsia" w:ascii="宋体" w:hAnsi="宋体" w:eastAsia="宋体" w:cs="宋体"/>
-          <w:bCs/>
-          <w:sz w:val="21"/>
-          <w:szCs w:val="21"/>
-        </w:rPr>
-      </w:pPr>
-      <w:r>
-        <w:rPr>
-          <w:rFonts w:hint="eastAsia" w:ascii="宋体" w:hAnsi="宋体" w:eastAsia="宋体" w:cs="宋体"/>
-          <w:bCs/>
-          <w:sz w:val="21"/>
-          <w:szCs w:val="21"/>
-        </w:rPr>
-        <w:t>项目经验： 负责算法生成</w:t>
-      </w:r>
-      <w:r>
-        <w:rPr>
-          <w:rFonts w:ascii="宋体" w:hAnsi="宋体" w:eastAsia="宋体" w:cs="宋体"/>
-          <w:bCs/>
-          <w:sz w:val="21"/>
-          <w:szCs w:val="21"/>
-        </w:rPr>
-        <w:t>(java</w:t>
-      </w:r>
-      <w:r>
-        <w:rPr>
-          <w:rFonts w:hint="eastAsia" w:ascii="宋体" w:hAnsi="宋体" w:eastAsia="宋体" w:cs="宋体"/>
-          <w:bCs/>
-          <w:sz w:val="21"/>
-          <w:szCs w:val="21"/>
-        </w:rPr>
-        <w:t>代码动态生成c++代码</w:t>
-      </w:r>
-      <w:r>
-        <w:rPr>
-          <w:rFonts w:ascii="宋体" w:hAnsi="宋体" w:eastAsia="宋体" w:cs="宋体"/>
-          <w:bCs/>
-          <w:sz w:val="21"/>
-          <w:szCs w:val="21"/>
-        </w:rPr>
-        <w:t>)</w:t>
-      </w:r>
-      <w:r>
-        <w:rPr>
-          <w:rFonts w:hint="eastAsia" w:ascii="宋体" w:hAnsi="宋体" w:eastAsia="宋体" w:cs="宋体"/>
-          <w:bCs/>
-          <w:sz w:val="21"/>
-          <w:szCs w:val="21"/>
-        </w:rPr>
-        <w:t>模块、算法提交模块、数据清洗任务参数校验框架等多个核心模块方案的设计和实现。</w:t>
       </w:r>
     </w:p>
     <w:p>
@@ -4147,7 +4512,38 @@
           <w:szCs w:val="21"/>
           <w:lang w:val="en-US" w:eastAsia="zh-CN"/>
         </w:rPr>
-        <w:t>熟悉Kubernetes原理，具备Operator二次开发、Helm Chart部署应用，运维助手Agent开发实践经验。</w:t>
+        <w:t xml:space="preserve">熟悉Kubernetes原理，具备Operator二次开发、Helm </w:t>
+      </w:r>
+      <w:bookmarkStart w:id="0" w:name="_GoBack"/>
+      <w:bookmarkEnd w:id="0"/>
+      <w:r>
+        <w:rPr>
+          <w:rFonts w:hint="eastAsia" w:ascii="宋体" w:hAnsi="宋体" w:eastAsia="宋体" w:cs="宋体"/>
+          <w:sz w:val="21"/>
+          <w:szCs w:val="21"/>
+          <w:lang w:val="en-US" w:eastAsia="zh-CN"/>
+        </w:rPr>
+        <w:t>Chart部署应用，</w:t>
+      </w:r>
+      <w:r>
+        <w:rPr>
+          <w:rFonts w:hint="eastAsia" w:ascii="宋体" w:hAnsi="宋体" w:eastAsia="宋体" w:cs="宋体"/>
+          <w:b/>
+          <w:bCs/>
+          <w:sz w:val="21"/>
+          <w:szCs w:val="21"/>
+          <w:lang w:val="en-US" w:eastAsia="zh-CN"/>
+        </w:rPr>
+        <w:t>运维助手Agent</w:t>
+      </w:r>
+      <w:r>
+        <w:rPr>
+          <w:rFonts w:hint="eastAsia" w:ascii="宋体" w:hAnsi="宋体" w:eastAsia="宋体" w:cs="宋体"/>
+          <w:sz w:val="21"/>
+          <w:szCs w:val="21"/>
+          <w:lang w:val="en-US" w:eastAsia="zh-CN"/>
+        </w:rPr>
+        <w:t>开发实践经验。</w:t>
       </w:r>
     </w:p>
     <w:p>
